--- a/Mike Zanochuev, Data Science.docx
+++ b/Mike Zanochuev, Data Science.docx
@@ -1,6 +1,6 @@
 
 <file path=word/document.xml><?xml version="1.0" encoding="utf-8"?>
-<w:document xmlns:wpc="http://schemas.microsoft.com/office/word/2010/wordprocessingCanvas" xmlns:cx="http://schemas.microsoft.com/office/drawing/2014/chartex" xmlns:cx1="http://schemas.microsoft.com/office/drawing/2015/9/8/chartex" xmlns:cx2="http://schemas.microsoft.com/office/drawing/2015/10/21/chartex" xmlns:cx3="http://schemas.microsoft.com/office/drawing/2016/5/9/chartex" xmlns:cx4="http://schemas.microsoft.com/office/drawing/2016/5/10/chartex" xmlns:cx5="http://schemas.microsoft.com/office/drawing/2016/5/11/chartex" xmlns:cx6="http://schemas.microsoft.com/office/drawing/2016/5/12/chartex" xmlns:cx7="http://schemas.microsoft.com/office/drawing/2016/5/13/chartex" xmlns:cx8="http://schemas.microsoft.com/office/drawing/2016/5/14/chartex" xmlns:mc="http://schemas.openxmlformats.org/markup-compatibility/2006" xmlns:aink="http://schemas.microsoft.com/office/drawing/2016/ink" xmlns:am3d="http://schemas.microsoft.com/office/drawing/2017/model3d" xmlns:o="urn:schemas-microsoft-com:office:office" xmlns:oel="http://schemas.microsoft.com/office/2019/extlst" xmlns:r="http://schemas.openxmlformats.org/officeDocument/2006/relationships" xmlns:m="http://schemas.openxmlformats.org/officeDocument/2006/math" xmlns:v="urn:schemas-microsoft-com:vml" xmlns:wp14="http://schemas.microsoft.com/office/word/2010/wordprocessingDrawing" xmlns:wp="http://schemas.openxmlformats.org/drawingml/2006/wordprocessingDrawing" xmlns:w10="urn:schemas-microsoft-com:office:word" xmlns:w="http://schemas.openxmlformats.org/wordprocessingml/2006/main" xmlns:w14="http://schemas.microsoft.com/office/word/2010/wordml" xmlns:w15="http://schemas.microsoft.com/office/word/2012/wordml" xmlns:w16cex="http://schemas.microsoft.com/office/word/2018/wordml/cex" xmlns:w16cid="http://schemas.microsoft.com/office/word/2016/wordml/cid" xmlns:w16="http://schemas.microsoft.com/office/word/2018/wordml" xmlns:w16du="http://schemas.microsoft.com/office/word/2023/wordml/word16du" xmlns:w16sdtdh="http://schemas.microsoft.com/office/word/2020/wordml/sdtdatahash" xmlns:w16se="http://schemas.microsoft.com/office/word/2015/wordml/symex" xmlns:wpg="http://schemas.microsoft.com/office/word/2010/wordprocessingGroup" xmlns:wpi="http://schemas.microsoft.com/office/word/2010/wordprocessingInk" xmlns:wne="http://schemas.microsoft.com/office/word/2006/wordml" xmlns:wps="http://schemas.microsoft.com/office/word/2010/wordprocessingShape" mc:Ignorable="w14 w15 w16se w16cid w16 w16cex w16sdtdh wp14">
+<w:document xmlns:wpc="http://schemas.microsoft.com/office/word/2010/wordprocessingCanvas" xmlns:cx="http://schemas.microsoft.com/office/drawing/2014/chartex" xmlns:mc="http://schemas.openxmlformats.org/markup-compatibility/2006" xmlns:o="urn:schemas-microsoft-com:office:office" xmlns:r="http://schemas.openxmlformats.org/officeDocument/2006/relationships" xmlns:m="http://schemas.openxmlformats.org/officeDocument/2006/math" xmlns:v="urn:schemas-microsoft-com:vml" xmlns:wp14="http://schemas.microsoft.com/office/word/2010/wordprocessingDrawing" xmlns:wp="http://schemas.openxmlformats.org/drawingml/2006/wordprocessingDrawing" xmlns:w10="urn:schemas-microsoft-com:office:word" xmlns:w="http://schemas.openxmlformats.org/wordprocessingml/2006/main" xmlns:w14="http://schemas.microsoft.com/office/word/2010/wordml" xmlns:w15="http://schemas.microsoft.com/office/word/2012/wordml" xmlns:w16se="http://schemas.microsoft.com/office/word/2015/wordml/symex" xmlns:wpg="http://schemas.microsoft.com/office/word/2010/wordprocessingGroup" xmlns:wpi="http://schemas.microsoft.com/office/word/2010/wordprocessingInk" xmlns:wne="http://schemas.microsoft.com/office/word/2006/wordml" xmlns:wps="http://schemas.microsoft.com/office/word/2010/wordprocessingShape" mc:Ignorable="w14 w15 w16se wp14">
   <w:body>
     <w:p>
       <w:pPr>
@@ -11,6 +11,8 @@
           <w:lang w:val="en-US"/>
         </w:rPr>
       </w:pPr>
+      <w:bookmarkStart w:id="0" w:name="_GoBack"/>
+      <w:bookmarkEnd w:id="0"/>
       <w:r>
         <w:rPr>
           <w:b/>
@@ -145,6 +147,7 @@
         </w:rPr>
         <w:t>Telegram: @</w:t>
       </w:r>
+      <w:proofErr w:type="spellStart"/>
       <w:r>
         <w:rPr>
           <w:color w:val="4A5859"/>
@@ -154,6 +157,7 @@
         </w:rPr>
         <w:t>mikezan</w:t>
       </w:r>
+      <w:proofErr w:type="spellEnd"/>
     </w:p>
     <w:p>
       <w:pPr>
@@ -282,7 +286,25 @@
           <w:szCs w:val="18"/>
           <w:lang w:val="ru-RU"/>
         </w:rPr>
-        <w:t xml:space="preserve">Начинающий Data Scientist с сильной математической базой (5 курс МГТУ им. Баумана). Имею опыт работы с </w:t>
+        <w:t>Начинающий Data Scientist с сильной математической базой (</w:t>
+      </w:r>
+      <w:r>
+        <w:rPr>
+          <w:color w:val="4A5859"/>
+          <w:sz w:val="18"/>
+          <w:szCs w:val="18"/>
+          <w:lang w:val="ru-RU"/>
+        </w:rPr>
+        <w:t>4</w:t>
+      </w:r>
+      <w:r>
+        <w:rPr>
+          <w:color w:val="4A5859"/>
+          <w:sz w:val="18"/>
+          <w:szCs w:val="18"/>
+          <w:lang w:val="ru-RU"/>
+        </w:rPr>
+        <w:t xml:space="preserve"> курс МГТУ им. Баумана). Имею опыт работы с </w:t>
       </w:r>
       <w:r>
         <w:rPr>
@@ -302,7 +324,28 @@
           <w:szCs w:val="18"/>
           <w:lang w:val="ru-RU"/>
         </w:rPr>
-        <w:t>, аналитикой данных и машинным обучением. Хочу развиваться в области Data Science и применять математику и код для решения бизнес-задач.</w:t>
+        <w:t>, аналитикой данных и машинным обучением</w:t>
+      </w:r>
+      <w:r>
+        <w:t xml:space="preserve"> </w:t>
+      </w:r>
+      <w:r>
+        <w:rPr>
+          <w:color w:val="4A5859"/>
+          <w:sz w:val="18"/>
+          <w:szCs w:val="18"/>
+          <w:lang w:val="ru-RU"/>
+        </w:rPr>
+        <w:t>и BI-инструментами</w:t>
+      </w:r>
+      <w:r>
+        <w:rPr>
+          <w:color w:val="4A5859"/>
+          <w:sz w:val="18"/>
+          <w:szCs w:val="18"/>
+          <w:lang w:val="ru-RU"/>
+        </w:rPr>
+        <w:t>. Хочу развиваться в области Data Science и применять математику и код для решения бизнес-задач.</w:t>
       </w:r>
     </w:p>
     <w:p>
@@ -360,17 +403,88 @@
           <w:szCs w:val="18"/>
           <w:lang w:val="en-US"/>
         </w:rPr>
-        <w:t>- Python, pandas, matplotlib, scikit-learn</w:t>
-      </w:r>
-      <w:r>
-        <w:rPr>
-          <w:color w:val="4A5859"/>
-          <w:sz w:val="18"/>
-          <w:szCs w:val="18"/>
-          <w:lang w:val="en-US"/>
-        </w:rPr>
-        <w:t>, seaborn, numpy</w:t>
-      </w:r>
+        <w:t xml:space="preserve">- Python, pandas, </w:t>
+      </w:r>
+      <w:proofErr w:type="spellStart"/>
+      <w:r>
+        <w:rPr>
+          <w:color w:val="4A5859"/>
+          <w:sz w:val="18"/>
+          <w:szCs w:val="18"/>
+          <w:lang w:val="en-US"/>
+        </w:rPr>
+        <w:t>matplotlib</w:t>
+      </w:r>
+      <w:proofErr w:type="spellEnd"/>
+      <w:r>
+        <w:rPr>
+          <w:color w:val="4A5859"/>
+          <w:sz w:val="18"/>
+          <w:szCs w:val="18"/>
+          <w:lang w:val="en-US"/>
+        </w:rPr>
+        <w:t xml:space="preserve">, </w:t>
+      </w:r>
+      <w:proofErr w:type="spellStart"/>
+      <w:r>
+        <w:rPr>
+          <w:color w:val="4A5859"/>
+          <w:sz w:val="18"/>
+          <w:szCs w:val="18"/>
+          <w:lang w:val="en-US"/>
+        </w:rPr>
+        <w:t>scikit</w:t>
+      </w:r>
+      <w:proofErr w:type="spellEnd"/>
+      <w:r>
+        <w:rPr>
+          <w:color w:val="4A5859"/>
+          <w:sz w:val="18"/>
+          <w:szCs w:val="18"/>
+          <w:lang w:val="en-US"/>
+        </w:rPr>
+        <w:t>-learn</w:t>
+      </w:r>
+      <w:r>
+        <w:rPr>
+          <w:color w:val="4A5859"/>
+          <w:sz w:val="18"/>
+          <w:szCs w:val="18"/>
+          <w:lang w:val="en-US"/>
+        </w:rPr>
+        <w:t xml:space="preserve">, </w:t>
+      </w:r>
+      <w:proofErr w:type="spellStart"/>
+      <w:r>
+        <w:rPr>
+          <w:color w:val="4A5859"/>
+          <w:sz w:val="18"/>
+          <w:szCs w:val="18"/>
+          <w:lang w:val="en-US"/>
+        </w:rPr>
+        <w:t>seaborn</w:t>
+      </w:r>
+      <w:proofErr w:type="spellEnd"/>
+      <w:r>
+        <w:rPr>
+          <w:color w:val="4A5859"/>
+          <w:sz w:val="18"/>
+          <w:szCs w:val="18"/>
+          <w:lang w:val="en-US"/>
+        </w:rPr>
+        <w:t xml:space="preserve">, </w:t>
+      </w:r>
+      <w:proofErr w:type="spellStart"/>
+      <w:r>
+        <w:rPr>
+          <w:color w:val="4A5859"/>
+          <w:sz w:val="18"/>
+          <w:szCs w:val="18"/>
+          <w:lang w:val="en-US"/>
+        </w:rPr>
+        <w:t>numpy</w:t>
+      </w:r>
+      <w:proofErr w:type="spellEnd"/>
     </w:p>
     <w:p>
       <w:pPr>
@@ -420,6 +534,7 @@
         </w:rPr>
         <w:t xml:space="preserve">, </w:t>
       </w:r>
+      <w:proofErr w:type="spellStart"/>
       <w:r>
         <w:rPr>
           <w:color w:val="4A5859"/>
@@ -429,34 +544,160 @@
         </w:rPr>
         <w:t>Postgresql</w:t>
       </w:r>
-      <w:r>
-        <w:rPr>
-          <w:color w:val="4A5859"/>
-          <w:sz w:val="18"/>
-          <w:szCs w:val="18"/>
-          <w:lang w:val="en-US"/>
-        </w:rPr>
-        <w:tab/>
-      </w:r>
-    </w:p>
-    <w:p>
-      <w:pPr>
-        <w:rPr>
-          <w:color w:val="4A5859"/>
-          <w:sz w:val="18"/>
-          <w:szCs w:val="18"/>
-          <w:lang w:val="en-US"/>
-        </w:rPr>
-      </w:pPr>
-      <w:r>
-        <w:rPr>
-          <w:color w:val="4A5859"/>
-          <w:sz w:val="18"/>
-          <w:szCs w:val="18"/>
-          <w:lang w:val="en-US"/>
+      <w:proofErr w:type="spellEnd"/>
+      <w:r>
+        <w:rPr>
+          <w:color w:val="4A5859"/>
+          <w:sz w:val="18"/>
+          <w:szCs w:val="18"/>
+          <w:lang w:val="ru-RU"/>
+        </w:rPr>
+        <w:t xml:space="preserve">, </w:t>
+      </w:r>
+      <w:proofErr w:type="spellStart"/>
+      <w:r>
+        <w:rPr>
+          <w:color w:val="4A5859"/>
+          <w:sz w:val="18"/>
+          <w:szCs w:val="18"/>
+          <w:lang w:val="en-US"/>
+        </w:rPr>
+        <w:t>Trino</w:t>
+      </w:r>
+      <w:proofErr w:type="spellEnd"/>
+      <w:r>
+        <w:rPr>
+          <w:color w:val="4A5859"/>
+          <w:sz w:val="18"/>
+          <w:szCs w:val="18"/>
+          <w:lang w:val="ru-RU"/>
+        </w:rPr>
+        <w:t xml:space="preserve">, </w:t>
+      </w:r>
+      <w:proofErr w:type="spellStart"/>
+      <w:r>
+        <w:rPr>
+          <w:color w:val="4A5859"/>
+          <w:sz w:val="18"/>
+          <w:szCs w:val="18"/>
+          <w:lang w:val="en-US"/>
+        </w:rPr>
+        <w:t>DBeaver</w:t>
+      </w:r>
+      <w:proofErr w:type="spellEnd"/>
+    </w:p>
+    <w:p>
+      <w:pPr>
+        <w:tabs>
+          <w:tab w:val="left" w:pos="2105"/>
+        </w:tabs>
+        <w:rPr>
+          <w:color w:val="4A5859"/>
+          <w:sz w:val="18"/>
+          <w:szCs w:val="18"/>
+          <w:lang w:val="ru-RU"/>
+        </w:rPr>
+      </w:pPr>
+      <w:r>
+        <w:rPr>
+          <w:color w:val="4A5859"/>
+          <w:sz w:val="18"/>
+          <w:szCs w:val="18"/>
+          <w:lang w:val="ru-RU"/>
         </w:rPr>
         <w:t xml:space="preserve">      - </w:t>
       </w:r>
+      <w:proofErr w:type="spellStart"/>
+      <w:r>
+        <w:rPr>
+          <w:color w:val="4A5859"/>
+          <w:sz w:val="18"/>
+          <w:szCs w:val="18"/>
+          <w:lang w:val="en-US"/>
+        </w:rPr>
+        <w:t>Qlik</w:t>
+      </w:r>
+      <w:proofErr w:type="spellEnd"/>
+      <w:r>
+        <w:rPr>
+          <w:color w:val="4A5859"/>
+          <w:sz w:val="18"/>
+          <w:szCs w:val="18"/>
+          <w:lang w:val="ru-RU"/>
+        </w:rPr>
+        <w:t xml:space="preserve"> (создание прототипов и аналитика)</w:t>
+      </w:r>
+    </w:p>
+    <w:p>
+      <w:pPr>
+        <w:tabs>
+          <w:tab w:val="left" w:pos="2105"/>
+        </w:tabs>
+        <w:rPr>
+          <w:color w:val="4A5859"/>
+          <w:sz w:val="18"/>
+          <w:szCs w:val="18"/>
+          <w:lang w:val="en-US"/>
+        </w:rPr>
+      </w:pPr>
+      <w:r>
+        <w:rPr>
+          <w:color w:val="4A5859"/>
+          <w:sz w:val="18"/>
+          <w:szCs w:val="18"/>
+          <w:lang w:val="ru-RU"/>
+        </w:rPr>
+        <w:t xml:space="preserve">      </w:t>
+      </w:r>
+      <w:r>
+        <w:rPr>
+          <w:color w:val="4A5859"/>
+          <w:sz w:val="18"/>
+          <w:szCs w:val="18"/>
+          <w:lang w:val="en-US"/>
+        </w:rPr>
+        <w:t xml:space="preserve">- </w:t>
+      </w:r>
+      <w:proofErr w:type="spellStart"/>
+      <w:r>
+        <w:rPr>
+          <w:color w:val="4A5859"/>
+          <w:sz w:val="18"/>
+          <w:szCs w:val="18"/>
+          <w:lang w:val="en-US"/>
+        </w:rPr>
+        <w:t>dbt</w:t>
+      </w:r>
+      <w:proofErr w:type="spellEnd"/>
+      <w:r>
+        <w:rPr>
+          <w:color w:val="4A5859"/>
+          <w:sz w:val="18"/>
+          <w:szCs w:val="18"/>
+          <w:lang w:val="en-US"/>
+        </w:rPr>
+        <w:t xml:space="preserve"> (Data Build Tool)</w:t>
+      </w:r>
+    </w:p>
+    <w:p>
+      <w:pPr>
+        <w:rPr>
+          <w:color w:val="4A5859"/>
+          <w:sz w:val="18"/>
+          <w:szCs w:val="18"/>
+          <w:lang w:val="en-US"/>
+        </w:rPr>
+      </w:pPr>
+      <w:r>
+        <w:rPr>
+          <w:color w:val="4A5859"/>
+          <w:sz w:val="18"/>
+          <w:szCs w:val="18"/>
+          <w:lang w:val="en-US"/>
+        </w:rPr>
+        <w:t xml:space="preserve">      - </w:t>
+      </w:r>
+      <w:proofErr w:type="spellStart"/>
       <w:r>
         <w:rPr>
           <w:color w:val="4A5859"/>
@@ -466,6 +707,7 @@
         </w:rPr>
         <w:t>git</w:t>
       </w:r>
+      <w:proofErr w:type="spellEnd"/>
       <w:r>
         <w:rPr>
           <w:color w:val="4A5859"/>
@@ -491,16 +733,16 @@
           <w:szCs w:val="18"/>
           <w:lang w:val="en-US"/>
         </w:rPr>
-        <w:t>,</w:t>
-      </w:r>
-      <w:r>
-        <w:rPr>
-          <w:color w:val="4A5859"/>
-          <w:sz w:val="18"/>
-          <w:szCs w:val="18"/>
-          <w:lang w:val="en-US"/>
-        </w:rPr>
-        <w:t xml:space="preserve"> Excel</w:t>
+        <w:t xml:space="preserve">, </w:t>
+      </w:r>
+      <w:r>
+        <w:rPr>
+          <w:color w:val="4A5859"/>
+          <w:sz w:val="18"/>
+          <w:szCs w:val="18"/>
+          <w:lang w:val="en-US"/>
+        </w:rPr>
+        <w:t>Excel</w:t>
       </w:r>
     </w:p>
     <w:p>
@@ -528,7 +770,135 @@
           <w:szCs w:val="18"/>
           <w:lang w:val="ru-RU"/>
         </w:rPr>
-        <w:t>- Алгоритмы и структуры данных (400+ задач на LeetCode)</w:t>
+        <w:t xml:space="preserve">- </w:t>
+      </w:r>
+      <w:r>
+        <w:rPr>
+          <w:color w:val="4A5859"/>
+          <w:sz w:val="18"/>
+          <w:szCs w:val="18"/>
+          <w:lang w:val="ru-RU"/>
+        </w:rPr>
+        <w:t>Алгоритмы</w:t>
+      </w:r>
+      <w:r>
+        <w:rPr>
+          <w:color w:val="4A5859"/>
+          <w:sz w:val="18"/>
+          <w:szCs w:val="18"/>
+          <w:lang w:val="ru-RU"/>
+        </w:rPr>
+        <w:t xml:space="preserve"> </w:t>
+      </w:r>
+      <w:r>
+        <w:rPr>
+          <w:color w:val="4A5859"/>
+          <w:sz w:val="18"/>
+          <w:szCs w:val="18"/>
+          <w:lang w:val="ru-RU"/>
+        </w:rPr>
+        <w:t>и</w:t>
+      </w:r>
+      <w:r>
+        <w:rPr>
+          <w:color w:val="4A5859"/>
+          <w:sz w:val="18"/>
+          <w:szCs w:val="18"/>
+          <w:lang w:val="ru-RU"/>
+        </w:rPr>
+        <w:t xml:space="preserve"> </w:t>
+      </w:r>
+      <w:r>
+        <w:rPr>
+          <w:color w:val="4A5859"/>
+          <w:sz w:val="18"/>
+          <w:szCs w:val="18"/>
+          <w:lang w:val="ru-RU"/>
+        </w:rPr>
+        <w:t>структуры</w:t>
+      </w:r>
+      <w:r>
+        <w:rPr>
+          <w:color w:val="4A5859"/>
+          <w:sz w:val="18"/>
+          <w:szCs w:val="18"/>
+          <w:lang w:val="ru-RU"/>
+        </w:rPr>
+        <w:t xml:space="preserve"> </w:t>
+      </w:r>
+      <w:r>
+        <w:rPr>
+          <w:color w:val="4A5859"/>
+          <w:sz w:val="18"/>
+          <w:szCs w:val="18"/>
+          <w:lang w:val="ru-RU"/>
+        </w:rPr>
+        <w:t>данных</w:t>
+      </w:r>
+      <w:r>
+        <w:rPr>
+          <w:color w:val="4A5859"/>
+          <w:sz w:val="18"/>
+          <w:szCs w:val="18"/>
+          <w:lang w:val="ru-RU"/>
+        </w:rPr>
+        <w:t xml:space="preserve"> (400+ </w:t>
+      </w:r>
+      <w:r>
+        <w:rPr>
+          <w:color w:val="4A5859"/>
+          <w:sz w:val="18"/>
+          <w:szCs w:val="18"/>
+          <w:lang w:val="ru-RU"/>
+        </w:rPr>
+        <w:t>задач</w:t>
+      </w:r>
+      <w:r>
+        <w:rPr>
+          <w:color w:val="4A5859"/>
+          <w:sz w:val="18"/>
+          <w:szCs w:val="18"/>
+          <w:lang w:val="ru-RU"/>
+        </w:rPr>
+        <w:t xml:space="preserve"> </w:t>
+      </w:r>
+      <w:r>
+        <w:rPr>
+          <w:color w:val="4A5859"/>
+          <w:sz w:val="18"/>
+          <w:szCs w:val="18"/>
+          <w:lang w:val="ru-RU"/>
+        </w:rPr>
+        <w:t>на</w:t>
+      </w:r>
+      <w:r>
+        <w:rPr>
+          <w:color w:val="4A5859"/>
+          <w:sz w:val="18"/>
+          <w:szCs w:val="18"/>
+          <w:lang w:val="ru-RU"/>
+        </w:rPr>
+        <w:t xml:space="preserve"> </w:t>
+      </w:r>
+      <w:proofErr w:type="spellStart"/>
+      <w:r>
+        <w:rPr>
+          <w:color w:val="4A5859"/>
+          <w:sz w:val="18"/>
+          <w:szCs w:val="18"/>
+          <w:lang w:val="en-US"/>
+        </w:rPr>
+        <w:t>LeetCode</w:t>
+      </w:r>
+      <w:proofErr w:type="spellEnd"/>
+      <w:r>
+        <w:rPr>
+          <w:color w:val="4A5859"/>
+          <w:sz w:val="18"/>
+          <w:szCs w:val="18"/>
+          <w:lang w:val="ru-RU"/>
+        </w:rPr>
+        <w:t>)</w:t>
       </w:r>
     </w:p>
     <w:p>
@@ -657,7 +1027,7 @@
       <w:pPr>
         <w:rPr>
           <w:b/>
-          <w:color w:val="C83E4D"/>
+          <w:color w:val="20124D"/>
           <w:sz w:val="24"/>
           <w:szCs w:val="24"/>
           <w:lang w:val="ru-RU"/>
@@ -711,6 +1081,338 @@
         <w:rPr>
           <w:b/>
           <w:color w:val="4A5859"/>
+        </w:rPr>
+        <w:t>Glowbyte — Аналитик</w:t>
+      </w:r>
+    </w:p>
+    <w:p>
+      <w:pPr>
+        <w:rPr>
+          <w:b/>
+          <w:color w:val="4A5859"/>
+          <w:sz w:val="18"/>
+          <w:szCs w:val="18"/>
+          <w:lang w:val="ru-RU"/>
+        </w:rPr>
+      </w:pPr>
+      <w:r>
+        <w:rPr>
+          <w:b/>
+          <w:color w:val="4A5859"/>
+          <w:sz w:val="18"/>
+          <w:szCs w:val="18"/>
+        </w:rPr>
+        <w:t>Июнь</w:t>
+      </w:r>
+      <w:r>
+        <w:rPr>
+          <w:b/>
+          <w:color w:val="4A5859"/>
+          <w:sz w:val="18"/>
+          <w:szCs w:val="18"/>
+          <w:lang w:val="ru-RU"/>
+        </w:rPr>
+        <w:t>,</w:t>
+      </w:r>
+      <w:r>
+        <w:rPr>
+          <w:b/>
+          <w:color w:val="4A5859"/>
+          <w:sz w:val="18"/>
+          <w:szCs w:val="18"/>
+        </w:rPr>
+        <w:t xml:space="preserve"> </w:t>
+      </w:r>
+      <w:r>
+        <w:rPr>
+          <w:b/>
+          <w:color w:val="4A5859"/>
+          <w:sz w:val="18"/>
+          <w:szCs w:val="18"/>
+          <w:lang w:val="ru-RU"/>
+        </w:rPr>
+        <w:t>2025</w:t>
+      </w:r>
+      <w:r>
+        <w:rPr>
+          <w:b/>
+          <w:color w:val="4A5859"/>
+          <w:sz w:val="18"/>
+          <w:szCs w:val="18"/>
+        </w:rPr>
+        <w:t xml:space="preserve"> — </w:t>
+      </w:r>
+      <w:r>
+        <w:rPr>
+          <w:b/>
+          <w:color w:val="4A5859"/>
+          <w:sz w:val="18"/>
+          <w:szCs w:val="18"/>
+          <w:lang w:val="ru-RU"/>
+        </w:rPr>
+        <w:t>настоящее время</w:t>
+      </w:r>
+    </w:p>
+    <w:p>
+      <w:pPr>
+        <w:rPr>
+          <w:color w:val="4A5859"/>
+          <w:sz w:val="18"/>
+          <w:szCs w:val="18"/>
+        </w:rPr>
+      </w:pPr>
+      <w:r>
+        <w:rPr>
+          <w:color w:val="4A5859"/>
+          <w:sz w:val="18"/>
+          <w:szCs w:val="18"/>
+          <w:lang w:val="ru-RU"/>
+        </w:rPr>
+        <w:t xml:space="preserve">      </w:t>
+      </w:r>
+      <w:r>
+        <w:rPr>
+          <w:color w:val="4A5859"/>
+          <w:sz w:val="18"/>
+          <w:szCs w:val="18"/>
+        </w:rPr>
+        <w:t xml:space="preserve">- </w:t>
+      </w:r>
+      <w:r>
+        <w:rPr>
+          <w:color w:val="4A5859"/>
+          <w:sz w:val="18"/>
+          <w:szCs w:val="18"/>
+          <w:lang w:val="ru-RU"/>
+        </w:rPr>
+        <w:t>Миграция бизнес-логики: перенос вычислений и агрегатов с Qlik Sense на SQL (Trino)</w:t>
+      </w:r>
+    </w:p>
+    <w:p>
+      <w:pPr>
+        <w:rPr>
+          <w:color w:val="4A5859"/>
+          <w:sz w:val="18"/>
+          <w:szCs w:val="18"/>
+        </w:rPr>
+      </w:pPr>
+      <w:r>
+        <w:rPr>
+          <w:color w:val="4A5859"/>
+          <w:sz w:val="18"/>
+          <w:szCs w:val="18"/>
+          <w:lang w:val="ru-RU"/>
+        </w:rPr>
+        <w:t xml:space="preserve">      </w:t>
+      </w:r>
+      <w:r>
+        <w:rPr>
+          <w:color w:val="4A5859"/>
+          <w:sz w:val="18"/>
+          <w:szCs w:val="18"/>
+        </w:rPr>
+        <w:t xml:space="preserve">- </w:t>
+      </w:r>
+      <w:r>
+        <w:rPr>
+          <w:color w:val="4A5859"/>
+          <w:sz w:val="18"/>
+          <w:szCs w:val="18"/>
+          <w:lang w:val="ru-RU"/>
+        </w:rPr>
+        <w:t>Реализация и оптимизация SQL-запросов для аналитических витрин</w:t>
+      </w:r>
+    </w:p>
+    <w:p>
+      <w:pPr>
+        <w:rPr>
+          <w:b/>
+          <w:color w:val="4A5859"/>
+          <w:sz w:val="18"/>
+          <w:szCs w:val="18"/>
+        </w:rPr>
+      </w:pPr>
+      <w:r>
+        <w:rPr>
+          <w:color w:val="4A5859"/>
+          <w:sz w:val="18"/>
+          <w:szCs w:val="18"/>
+          <w:lang w:val="ru-RU"/>
+        </w:rPr>
+        <w:t xml:space="preserve">      </w:t>
+      </w:r>
+      <w:r>
+        <w:rPr>
+          <w:color w:val="4A5859"/>
+          <w:sz w:val="18"/>
+          <w:szCs w:val="18"/>
+        </w:rPr>
+        <w:t xml:space="preserve">- </w:t>
+      </w:r>
+      <w:r>
+        <w:rPr>
+          <w:color w:val="4A5859"/>
+          <w:sz w:val="18"/>
+          <w:szCs w:val="18"/>
+          <w:lang w:val="ru-RU"/>
+        </w:rPr>
+        <w:t>Подготовка документации (S2T: source-to-target)</w:t>
+      </w:r>
+    </w:p>
+    <w:p>
+      <w:pPr>
+        <w:rPr>
+          <w:color w:val="4A5859"/>
+          <w:sz w:val="18"/>
+          <w:szCs w:val="18"/>
+        </w:rPr>
+      </w:pPr>
+      <w:r>
+        <w:rPr>
+          <w:color w:val="4A5859"/>
+          <w:sz w:val="18"/>
+          <w:szCs w:val="18"/>
+          <w:lang w:val="ru-RU"/>
+        </w:rPr>
+        <w:t xml:space="preserve">      </w:t>
+      </w:r>
+      <w:r>
+        <w:rPr>
+          <w:color w:val="4A5859"/>
+          <w:sz w:val="18"/>
+          <w:szCs w:val="18"/>
+        </w:rPr>
+        <w:t xml:space="preserve">- </w:t>
+      </w:r>
+      <w:r>
+        <w:rPr>
+          <w:color w:val="4A5859"/>
+          <w:sz w:val="18"/>
+          <w:szCs w:val="18"/>
+          <w:lang w:val="ru-RU"/>
+        </w:rPr>
+        <w:t>Перевод прототипов в dbt-пайплайны, создание моделей и тестов</w:t>
+      </w:r>
+    </w:p>
+    <w:p>
+      <w:pPr>
+        <w:rPr>
+          <w:color w:val="4A5859"/>
+          <w:sz w:val="18"/>
+          <w:szCs w:val="18"/>
+          <w:lang w:val="ru-RU"/>
+        </w:rPr>
+      </w:pPr>
+      <w:r>
+        <w:rPr>
+          <w:color w:val="4A5859"/>
+          <w:sz w:val="18"/>
+          <w:szCs w:val="18"/>
+          <w:lang w:val="ru-RU"/>
+        </w:rPr>
+        <w:t xml:space="preserve">      </w:t>
+      </w:r>
+      <w:r>
+        <w:rPr>
+          <w:color w:val="4A5859"/>
+          <w:sz w:val="18"/>
+          <w:szCs w:val="18"/>
+        </w:rPr>
+        <w:t xml:space="preserve">- </w:t>
+      </w:r>
+      <w:r>
+        <w:rPr>
+          <w:color w:val="4A5859"/>
+          <w:sz w:val="18"/>
+          <w:szCs w:val="18"/>
+          <w:lang w:val="ru-RU"/>
+        </w:rPr>
+        <w:t>Тестирование, верификация и ревью итоговых SQL-запросов</w:t>
+      </w:r>
+    </w:p>
+    <w:p>
+      <w:pPr>
+        <w:rPr>
+          <w:color w:val="4A5859"/>
+          <w:sz w:val="18"/>
+          <w:szCs w:val="18"/>
+          <w:lang w:val="ru-RU"/>
+        </w:rPr>
+      </w:pPr>
+      <w:r>
+        <w:rPr>
+          <w:color w:val="4A5859"/>
+          <w:sz w:val="18"/>
+          <w:szCs w:val="18"/>
+          <w:lang w:val="ru-RU"/>
+        </w:rPr>
+        <w:t xml:space="preserve">      </w:t>
+      </w:r>
+      <w:r>
+        <w:rPr>
+          <w:color w:val="4A5859"/>
+          <w:sz w:val="18"/>
+          <w:szCs w:val="18"/>
+        </w:rPr>
+        <w:t xml:space="preserve">- </w:t>
+      </w:r>
+      <w:r>
+        <w:rPr>
+          <w:color w:val="4A5859"/>
+          <w:sz w:val="18"/>
+          <w:szCs w:val="18"/>
+          <w:lang w:val="ru-RU"/>
+        </w:rPr>
+        <w:t>Взаимодействие с заказчиками: сбор требований и презентация результатов</w:t>
+      </w:r>
+    </w:p>
+    <w:p>
+      <w:pPr>
+        <w:rPr>
+          <w:color w:val="4A5859"/>
+          <w:sz w:val="18"/>
+          <w:szCs w:val="18"/>
+          <w:lang w:val="ru-RU"/>
+        </w:rPr>
+      </w:pPr>
+      <w:r>
+        <w:rPr>
+          <w:color w:val="4A5859"/>
+          <w:sz w:val="18"/>
+          <w:szCs w:val="18"/>
+          <w:lang w:val="ru-RU"/>
+        </w:rPr>
+        <w:t xml:space="preserve">      - </w:t>
+      </w:r>
+      <w:r>
+        <w:rPr>
+          <w:color w:val="4A5859"/>
+          <w:sz w:val="18"/>
+          <w:szCs w:val="18"/>
+          <w:lang w:val="ru-RU"/>
+        </w:rPr>
+        <w:t>Работа с дашбордами в AW, поддержка визуализации ключевых метрик</w:t>
+      </w:r>
+    </w:p>
+    <w:p>
+      <w:pPr>
+        <w:pBdr>
+          <w:top w:val="none" w:sz="0" w:space="2" w:color="auto"/>
+          <w:left w:val="none" w:sz="0" w:space="2" w:color="auto"/>
+          <w:bottom w:val="none" w:sz="0" w:space="2" w:color="auto"/>
+          <w:right w:val="none" w:sz="0" w:space="2" w:color="auto"/>
+        </w:pBdr>
+        <w:spacing w:before="30" w:after="30"/>
+        <w:rPr>
+          <w:b/>
+          <w:color w:val="4A5859"/>
+          <w:lang w:val="ru-RU"/>
+        </w:rPr>
+      </w:pPr>
+      <w:r>
+        <w:rPr>
+          <w:b/>
+          <w:color w:val="4A5859"/>
           <w:lang w:val="ru-RU"/>
         </w:rPr>
         <w:t xml:space="preserve">МОКБ </w:t>
@@ -737,26 +1439,36 @@
           <w:color w:val="4A5859"/>
           <w:lang w:val="ru-RU"/>
         </w:rPr>
-        <w:t xml:space="preserve">”  </w:t>
-      </w:r>
-    </w:p>
-    <w:p>
-      <w:pPr>
-        <w:rPr>
-          <w:b/>
-          <w:color w:val="4A5859"/>
-          <w:sz w:val="18"/>
-          <w:szCs w:val="18"/>
-        </w:rPr>
-      </w:pPr>
-      <w:r>
-        <w:rPr>
-          <w:b/>
-          <w:color w:val="4A5859"/>
-          <w:sz w:val="18"/>
-          <w:szCs w:val="18"/>
-        </w:rPr>
-        <w:t>Июнь</w:t>
+        <w:t xml:space="preserve">” </w:t>
+      </w:r>
+      <w:r>
+        <w:rPr>
+          <w:b/>
+          <w:color w:val="4A5859"/>
+          <w:lang w:val="ru-RU"/>
+        </w:rPr>
+        <w:t>— Инженер-программист</w:t>
+      </w:r>
+    </w:p>
+    <w:p>
+      <w:pPr>
+        <w:rPr>
+          <w:b/>
+          <w:color w:val="4A5859"/>
+          <w:sz w:val="18"/>
+          <w:szCs w:val="18"/>
+          <w:lang w:val="ru-RU"/>
+        </w:rPr>
+      </w:pPr>
+      <w:r>
+        <w:rPr>
+          <w:b/>
+          <w:color w:val="4A5859"/>
+          <w:sz w:val="18"/>
+          <w:szCs w:val="18"/>
+          <w:lang w:val="ru-RU"/>
+        </w:rPr>
+        <w:t>Май</w:t>
       </w:r>
       <w:r>
         <w:rPr>
@@ -775,7 +1487,17 @@
           <w:sz w:val="18"/>
           <w:szCs w:val="18"/>
         </w:rPr>
-        <w:t xml:space="preserve"> 2024 — Февраль</w:t>
+        <w:t xml:space="preserve"> 2024 — </w:t>
+      </w:r>
+      <w:r>
+        <w:rPr>
+          <w:b/>
+          <w:color w:val="4A5859"/>
+          <w:sz w:val="18"/>
+          <w:szCs w:val="18"/>
+          <w:lang w:val="ru-RU"/>
+        </w:rPr>
+        <w:t>Февраль</w:t>
       </w:r>
       <w:r>
         <w:rPr>
@@ -794,7 +1516,17 @@
           <w:sz w:val="18"/>
           <w:szCs w:val="18"/>
         </w:rPr>
-        <w:t xml:space="preserve"> 2025</w:t>
+        <w:t xml:space="preserve"> 202</w:t>
+      </w:r>
+      <w:r>
+        <w:rPr>
+          <w:b/>
+          <w:color w:val="4A5859"/>
+          <w:sz w:val="18"/>
+          <w:szCs w:val="18"/>
+          <w:lang w:val="ru-RU"/>
+        </w:rPr>
+        <w:t>5</w:t>
       </w:r>
     </w:p>
     <w:p>
@@ -1085,133 +1817,162 @@
     </w:p>
     <w:p>
       <w:pPr>
-        <w:rPr>
-          <w:b/>
-          <w:color w:val="C83E4D"/>
-          <w:sz w:val="24"/>
-          <w:szCs w:val="24"/>
-          <w:lang w:val="ru-RU"/>
-        </w:rPr>
-      </w:pPr>
-      <w:r>
-        <w:rPr>
-          <w:color w:val="4A5859"/>
-          <w:sz w:val="18"/>
-          <w:szCs w:val="18"/>
-          <w:lang w:val="ru-RU"/>
+        <w:pBdr>
+          <w:top w:val="none" w:sz="0" w:space="2" w:color="auto"/>
+          <w:left w:val="none" w:sz="0" w:space="2" w:color="auto"/>
+          <w:bottom w:val="none" w:sz="0" w:space="2" w:color="auto"/>
+          <w:right w:val="none" w:sz="0" w:space="2" w:color="auto"/>
+        </w:pBdr>
+        <w:spacing w:before="30" w:after="30"/>
+        <w:rPr>
+          <w:b/>
+          <w:color w:val="4A5859"/>
+          <w:lang w:val="ru-RU"/>
+        </w:rPr>
+      </w:pPr>
+      <w:r>
+        <w:rPr>
+          <w:bCs/>
+          <w:color w:val="4A5859"/>
+          <w:lang w:val="ru-RU"/>
+        </w:rPr>
+        <w:t>МГТУ им. Н. Э. Баумана</w:t>
+      </w:r>
+    </w:p>
+    <w:p>
+      <w:pPr>
+        <w:rPr>
+          <w:b/>
+          <w:color w:val="4A5859"/>
+          <w:sz w:val="18"/>
+          <w:szCs w:val="18"/>
+          <w:lang w:val="ru-RU"/>
+        </w:rPr>
+      </w:pPr>
+      <w:r>
+        <w:rPr>
+          <w:color w:val="4A5859"/>
+          <w:sz w:val="18"/>
+          <w:szCs w:val="18"/>
+        </w:rPr>
+        <w:t>Сентябрь, 20</w:t>
+      </w:r>
+      <w:r>
+        <w:rPr>
+          <w:color w:val="4A5859"/>
+          <w:sz w:val="18"/>
+          <w:szCs w:val="18"/>
+          <w:lang w:val="ru-RU"/>
+        </w:rPr>
+        <w:t>21</w:t>
+      </w:r>
+      <w:r>
+        <w:rPr>
+          <w:color w:val="4A5859"/>
+          <w:sz w:val="18"/>
+          <w:szCs w:val="18"/>
+        </w:rPr>
+        <w:t xml:space="preserve"> — </w:t>
+      </w:r>
+      <w:r>
+        <w:rPr>
+          <w:color w:val="4A5859"/>
+          <w:sz w:val="18"/>
+          <w:szCs w:val="18"/>
+          <w:lang w:val="ru-RU"/>
+        </w:rPr>
+        <w:t>Апрель</w:t>
+      </w:r>
+      <w:r>
+        <w:rPr>
+          <w:color w:val="4A5859"/>
+          <w:sz w:val="18"/>
+          <w:szCs w:val="18"/>
+        </w:rPr>
+        <w:t>, 20</w:t>
+      </w:r>
+      <w:r>
+        <w:rPr>
+          <w:color w:val="4A5859"/>
+          <w:sz w:val="18"/>
+          <w:szCs w:val="18"/>
+          <w:lang w:val="ru-RU"/>
+        </w:rPr>
+        <w:t>2</w:t>
+      </w:r>
+      <w:r>
+        <w:rPr>
+          <w:color w:val="4A5859"/>
+          <w:sz w:val="18"/>
+          <w:szCs w:val="18"/>
+          <w:lang w:val="ru-RU"/>
+        </w:rPr>
+        <w:t>6</w:t>
+      </w:r>
+      <w:r>
+        <w:rPr>
+          <w:color w:val="4A5859"/>
+          <w:sz w:val="18"/>
+          <w:szCs w:val="18"/>
+          <w:lang w:val="ru-RU"/>
+        </w:rPr>
+        <w:t xml:space="preserve"> (202</w:t>
+      </w:r>
+      <w:r>
+        <w:rPr>
+          <w:color w:val="4A5859"/>
+          <w:sz w:val="18"/>
+          <w:szCs w:val="18"/>
+          <w:lang w:val="ru-RU"/>
+        </w:rPr>
+        <w:t>8</w:t>
+      </w:r>
+      <w:r>
+        <w:rPr>
+          <w:color w:val="4A5859"/>
+          <w:sz w:val="18"/>
+          <w:szCs w:val="18"/>
+          <w:lang w:val="ru-RU"/>
+        </w:rPr>
+        <w:t>)</w:t>
+      </w:r>
+    </w:p>
+    <w:p>
+      <w:pPr>
+        <w:rPr>
+          <w:color w:val="4A5859"/>
+          <w:sz w:val="18"/>
+          <w:szCs w:val="18"/>
+        </w:rPr>
+      </w:pPr>
+      <w:r>
+        <w:rPr>
+          <w:color w:val="4A5859"/>
+          <w:sz w:val="18"/>
+          <w:szCs w:val="18"/>
+        </w:rPr>
+        <w:t>Специальность: Системы управления летательными аппаратами</w:t>
+      </w:r>
+      <w:r>
+        <w:rPr>
+          <w:color w:val="4A5859"/>
+          <w:sz w:val="18"/>
+          <w:szCs w:val="18"/>
+        </w:rPr>
+        <w:br/>
+        <w:t xml:space="preserve">Тип образования: </w:t>
+      </w:r>
+      <w:r>
+        <w:rPr>
+          <w:b/>
+          <w:bCs/>
+          <w:color w:val="4A5859"/>
+          <w:sz w:val="18"/>
+          <w:szCs w:val="18"/>
         </w:rPr>
         <w:t>Незаконченное высшее</w:t>
       </w:r>
     </w:p>
-    <w:p>
-      <w:pPr>
-        <w:rPr>
-          <w:b/>
-          <w:color w:val="4A5859"/>
-          <w:sz w:val="24"/>
-          <w:szCs w:val="24"/>
-          <w:lang w:val="ru-RU"/>
-        </w:rPr>
-      </w:pPr>
-      <w:r>
-        <w:rPr>
-          <w:color w:val="4A5859"/>
-          <w:sz w:val="18"/>
-          <w:szCs w:val="18"/>
-        </w:rPr>
-        <w:t>Сентябрь, 20</w:t>
-      </w:r>
-      <w:r>
-        <w:rPr>
-          <w:color w:val="4A5859"/>
-          <w:sz w:val="18"/>
-          <w:szCs w:val="18"/>
-          <w:lang w:val="ru-RU"/>
-        </w:rPr>
-        <w:t>21</w:t>
-      </w:r>
-      <w:r>
-        <w:rPr>
-          <w:color w:val="4A5859"/>
-          <w:sz w:val="18"/>
-          <w:szCs w:val="18"/>
-        </w:rPr>
-        <w:t xml:space="preserve"> — Июнь, 20</w:t>
-      </w:r>
-      <w:r>
-        <w:rPr>
-          <w:color w:val="4A5859"/>
-          <w:sz w:val="18"/>
-          <w:szCs w:val="18"/>
-          <w:lang w:val="ru-RU"/>
-        </w:rPr>
-        <w:t xml:space="preserve">25 (2027) </w:t>
-      </w:r>
-    </w:p>
-    <w:p>
-      <w:pPr>
-        <w:rPr>
-          <w:color w:val="4A5859"/>
-          <w:sz w:val="18"/>
-          <w:szCs w:val="18"/>
-          <w:lang w:val="ru-RU"/>
-        </w:rPr>
-      </w:pPr>
-      <w:r>
-        <w:rPr>
-          <w:color w:val="4A5859"/>
-          <w:sz w:val="18"/>
-          <w:szCs w:val="18"/>
-          <w:lang w:val="ru-RU"/>
-        </w:rPr>
-        <w:t>Система управления летательными аппаратами</w:t>
-      </w:r>
-      <w:r>
-        <w:rPr>
-          <w:color w:val="4A5859"/>
-          <w:sz w:val="18"/>
-          <w:szCs w:val="18"/>
-        </w:rPr>
-        <w:t xml:space="preserve">, </w:t>
-      </w:r>
-      <w:r>
-        <w:rPr>
-          <w:color w:val="4A5859"/>
-          <w:sz w:val="18"/>
-          <w:szCs w:val="18"/>
-          <w:lang w:val="ru-RU"/>
-        </w:rPr>
-        <w:t>МГТУ им</w:t>
-      </w:r>
-      <w:r>
-        <w:rPr>
-          <w:color w:val="4A5859"/>
-          <w:sz w:val="18"/>
-          <w:szCs w:val="18"/>
-          <w:lang w:val="ru-RU"/>
-        </w:rPr>
-        <w:t xml:space="preserve">. </w:t>
-      </w:r>
-      <w:r>
-        <w:rPr>
-          <w:color w:val="4A5859"/>
-          <w:sz w:val="18"/>
-          <w:szCs w:val="18"/>
-          <w:lang w:val="en-US"/>
-        </w:rPr>
-        <w:t>Н</w:t>
-      </w:r>
-      <w:r>
-        <w:rPr>
-          <w:color w:val="4A5859"/>
-          <w:sz w:val="18"/>
-          <w:szCs w:val="18"/>
-          <w:lang w:val="ru-RU"/>
-        </w:rPr>
-        <w:t>.Э. Баумана</w:t>
-      </w:r>
-    </w:p>
-    <w:p/>
     <w:sectPr>
       <w:pgSz w:w="11909" w:h="16834"/>
       <w:pgMar w:top="1440" w:right="1440" w:bottom="1440" w:left="1440" w:header="720" w:footer="720" w:gutter="0"/>
@@ -1223,8 +1984,157 @@
 </file>
 
 <file path=word/numbering.xml><?xml version="1.0" encoding="utf-8"?>
-<w:numbering xmlns:wpc="http://schemas.microsoft.com/office/word/2010/wordprocessingCanvas" xmlns:cx="http://schemas.microsoft.com/office/drawing/2014/chartex" xmlns:cx1="http://schemas.microsoft.com/office/drawing/2015/9/8/chartex" xmlns:cx2="http://schemas.microsoft.com/office/drawing/2015/10/21/chartex" xmlns:cx3="http://schemas.microsoft.com/office/drawing/2016/5/9/chartex" xmlns:cx4="http://schemas.microsoft.com/office/drawing/2016/5/10/chartex" xmlns:cx5="http://schemas.microsoft.com/office/drawing/2016/5/11/chartex" xmlns:cx6="http://schemas.microsoft.com/office/drawing/2016/5/12/chartex" xmlns:cx7="http://schemas.microsoft.com/office/drawing/2016/5/13/chartex" xmlns:cx8="http://schemas.microsoft.com/office/drawing/2016/5/14/chartex" xmlns:mc="http://schemas.openxmlformats.org/markup-compatibility/2006" xmlns:aink="http://schemas.microsoft.com/office/drawing/2016/ink" xmlns:am3d="http://schemas.microsoft.com/office/drawing/2017/model3d" xmlns:o="urn:schemas-microsoft-com:office:office" xmlns:oel="http://schemas.microsoft.com/office/2019/extlst" xmlns:r="http://schemas.openxmlformats.org/officeDocument/2006/relationships" xmlns:m="http://schemas.openxmlformats.org/officeDocument/2006/math" xmlns:v="urn:schemas-microsoft-com:vml" xmlns:wp14="http://schemas.microsoft.com/office/word/2010/wordprocessingDrawing" xmlns:wp="http://schemas.openxmlformats.org/drawingml/2006/wordprocessingDrawing" xmlns:w10="urn:schemas-microsoft-com:office:word" xmlns:w="http://schemas.openxmlformats.org/wordprocessingml/2006/main" xmlns:w14="http://schemas.microsoft.com/office/word/2010/wordml" xmlns:w15="http://schemas.microsoft.com/office/word/2012/wordml" xmlns:w16cex="http://schemas.microsoft.com/office/word/2018/wordml/cex" xmlns:w16cid="http://schemas.microsoft.com/office/word/2016/wordml/cid" xmlns:w16="http://schemas.microsoft.com/office/word/2018/wordml" xmlns:w16du="http://schemas.microsoft.com/office/word/2023/wordml/word16du" xmlns:w16sdtdh="http://schemas.microsoft.com/office/word/2020/wordml/sdtdatahash" xmlns:w16se="http://schemas.microsoft.com/office/word/2015/wordml/symex" xmlns:wpg="http://schemas.microsoft.com/office/word/2010/wordprocessingGroup" xmlns:wpi="http://schemas.microsoft.com/office/word/2010/wordprocessingInk" xmlns:wne="http://schemas.microsoft.com/office/word/2006/wordml" xmlns:wps="http://schemas.microsoft.com/office/word/2010/wordprocessingShape" mc:Ignorable="w14 w15 w16se w16cid w16 w16cex w16sdtdh wp14">
+<w:numbering xmlns:wpc="http://schemas.microsoft.com/office/word/2010/wordprocessingCanvas" xmlns:cx="http://schemas.microsoft.com/office/drawing/2014/chartex" xmlns:mc="http://schemas.openxmlformats.org/markup-compatibility/2006" xmlns:o="urn:schemas-microsoft-com:office:office" xmlns:r="http://schemas.openxmlformats.org/officeDocument/2006/relationships" xmlns:m="http://schemas.openxmlformats.org/officeDocument/2006/math" xmlns:v="urn:schemas-microsoft-com:vml" xmlns:wp14="http://schemas.microsoft.com/office/word/2010/wordprocessingDrawing" xmlns:wp="http://schemas.openxmlformats.org/drawingml/2006/wordprocessingDrawing" xmlns:w10="urn:schemas-microsoft-com:office:word" xmlns:w="http://schemas.openxmlformats.org/wordprocessingml/2006/main" xmlns:w14="http://schemas.microsoft.com/office/word/2010/wordml" xmlns:w15="http://schemas.microsoft.com/office/word/2012/wordml" xmlns:w16se="http://schemas.microsoft.com/office/word/2015/wordml/symex" xmlns:wpg="http://schemas.microsoft.com/office/word/2010/wordprocessingGroup" xmlns:wpi="http://schemas.microsoft.com/office/word/2010/wordprocessingInk" xmlns:wne="http://schemas.microsoft.com/office/word/2006/wordml" xmlns:wps="http://schemas.microsoft.com/office/word/2010/wordprocessingShape" mc:Ignorable="w14 w15 w16se wp14">
   <w:abstractNum w:abstractNumId="0" w15:restartNumberingAfterBreak="0">
+    <w:nsid w:val="48E426AD"/>
+    <w:multiLevelType w:val="multilevel"/>
+    <w:tmpl w:val="CA18A0C6"/>
+    <w:lvl w:ilvl="0">
+      <w:start w:val="1"/>
+      <w:numFmt w:val="bullet"/>
+      <w:lvlText w:val=""/>
+      <w:lvlJc w:val="left"/>
+      <w:pPr>
+        <w:tabs>
+          <w:tab w:val="num" w:pos="720"/>
+        </w:tabs>
+        <w:ind w:left="720" w:hanging="360"/>
+      </w:pPr>
+      <w:rPr>
+        <w:rFonts w:ascii="Symbol" w:hAnsi="Symbol" w:hint="default"/>
+        <w:sz w:val="20"/>
+      </w:rPr>
+    </w:lvl>
+    <w:lvl w:ilvl="1" w:tentative="1">
+      <w:start w:val="1"/>
+      <w:numFmt w:val="bullet"/>
+      <w:lvlText w:val="o"/>
+      <w:lvlJc w:val="left"/>
+      <w:pPr>
+        <w:tabs>
+          <w:tab w:val="num" w:pos="1440"/>
+        </w:tabs>
+        <w:ind w:left="1440" w:hanging="360"/>
+      </w:pPr>
+      <w:rPr>
+        <w:rFonts w:ascii="Courier New" w:hAnsi="Courier New" w:hint="default"/>
+        <w:sz w:val="20"/>
+      </w:rPr>
+    </w:lvl>
+    <w:lvl w:ilvl="2" w:tentative="1">
+      <w:start w:val="1"/>
+      <w:numFmt w:val="bullet"/>
+      <w:lvlText w:val=""/>
+      <w:lvlJc w:val="left"/>
+      <w:pPr>
+        <w:tabs>
+          <w:tab w:val="num" w:pos="2160"/>
+        </w:tabs>
+        <w:ind w:left="2160" w:hanging="360"/>
+      </w:pPr>
+      <w:rPr>
+        <w:rFonts w:ascii="Wingdings" w:hAnsi="Wingdings" w:hint="default"/>
+        <w:sz w:val="20"/>
+      </w:rPr>
+    </w:lvl>
+    <w:lvl w:ilvl="3" w:tentative="1">
+      <w:start w:val="1"/>
+      <w:numFmt w:val="bullet"/>
+      <w:lvlText w:val=""/>
+      <w:lvlJc w:val="left"/>
+      <w:pPr>
+        <w:tabs>
+          <w:tab w:val="num" w:pos="2880"/>
+        </w:tabs>
+        <w:ind w:left="2880" w:hanging="360"/>
+      </w:pPr>
+      <w:rPr>
+        <w:rFonts w:ascii="Wingdings" w:hAnsi="Wingdings" w:hint="default"/>
+        <w:sz w:val="20"/>
+      </w:rPr>
+    </w:lvl>
+    <w:lvl w:ilvl="4" w:tentative="1">
+      <w:start w:val="1"/>
+      <w:numFmt w:val="bullet"/>
+      <w:lvlText w:val=""/>
+      <w:lvlJc w:val="left"/>
+      <w:pPr>
+        <w:tabs>
+          <w:tab w:val="num" w:pos="3600"/>
+        </w:tabs>
+        <w:ind w:left="3600" w:hanging="360"/>
+      </w:pPr>
+      <w:rPr>
+        <w:rFonts w:ascii="Wingdings" w:hAnsi="Wingdings" w:hint="default"/>
+        <w:sz w:val="20"/>
+      </w:rPr>
+    </w:lvl>
+    <w:lvl w:ilvl="5" w:tentative="1">
+      <w:start w:val="1"/>
+      <w:numFmt w:val="bullet"/>
+      <w:lvlText w:val=""/>
+      <w:lvlJc w:val="left"/>
+      <w:pPr>
+        <w:tabs>
+          <w:tab w:val="num" w:pos="4320"/>
+        </w:tabs>
+        <w:ind w:left="4320" w:hanging="360"/>
+      </w:pPr>
+      <w:rPr>
+        <w:rFonts w:ascii="Wingdings" w:hAnsi="Wingdings" w:hint="default"/>
+        <w:sz w:val="20"/>
+      </w:rPr>
+    </w:lvl>
+    <w:lvl w:ilvl="6" w:tentative="1">
+      <w:start w:val="1"/>
+      <w:numFmt w:val="bullet"/>
+      <w:lvlText w:val=""/>
+      <w:lvlJc w:val="left"/>
+      <w:pPr>
+        <w:tabs>
+          <w:tab w:val="num" w:pos="5040"/>
+        </w:tabs>
+        <w:ind w:left="5040" w:hanging="360"/>
+      </w:pPr>
+      <w:rPr>
+        <w:rFonts w:ascii="Wingdings" w:hAnsi="Wingdings" w:hint="default"/>
+        <w:sz w:val="20"/>
+      </w:rPr>
+    </w:lvl>
+    <w:lvl w:ilvl="7" w:tentative="1">
+      <w:start w:val="1"/>
+      <w:numFmt w:val="bullet"/>
+      <w:lvlText w:val=""/>
+      <w:lvlJc w:val="left"/>
+      <w:pPr>
+        <w:tabs>
+          <w:tab w:val="num" w:pos="5760"/>
+        </w:tabs>
+        <w:ind w:left="5760" w:hanging="360"/>
+      </w:pPr>
+      <w:rPr>
+        <w:rFonts w:ascii="Wingdings" w:hAnsi="Wingdings" w:hint="default"/>
+        <w:sz w:val="20"/>
+      </w:rPr>
+    </w:lvl>
+    <w:lvl w:ilvl="8" w:tentative="1">
+      <w:start w:val="1"/>
+      <w:numFmt w:val="bullet"/>
+      <w:lvlText w:val=""/>
+      <w:lvlJc w:val="left"/>
+      <w:pPr>
+        <w:tabs>
+          <w:tab w:val="num" w:pos="6480"/>
+        </w:tabs>
+        <w:ind w:left="6480" w:hanging="360"/>
+      </w:pPr>
+      <w:rPr>
+        <w:rFonts w:ascii="Wingdings" w:hAnsi="Wingdings" w:hint="default"/>
+        <w:sz w:val="20"/>
+      </w:rPr>
+    </w:lvl>
+  </w:abstractNum>
+  <w:abstractNum w:abstractNumId="1" w15:restartNumberingAfterBreak="0">
     <w:nsid w:val="55F25BDB"/>
     <w:multiLevelType w:val="multilevel"/>
     <w:tmpl w:val="3DB6CF10"/>
@@ -1337,14 +2247,17 @@
       </w:rPr>
     </w:lvl>
   </w:abstractNum>
-  <w:num w:numId="1" w16cid:durableId="1144540563">
+  <w:num w:numId="1">
+    <w:abstractNumId w:val="1"/>
+  </w:num>
+  <w:num w:numId="2">
     <w:abstractNumId w:val="0"/>
   </w:num>
 </w:numbering>
 </file>
 
 <file path=word/styles.xml><?xml version="1.0" encoding="utf-8"?>
-<w:styles xmlns:mc="http://schemas.openxmlformats.org/markup-compatibility/2006" xmlns:r="http://schemas.openxmlformats.org/officeDocument/2006/relationships" xmlns:w="http://schemas.openxmlformats.org/wordprocessingml/2006/main" xmlns:w14="http://schemas.microsoft.com/office/word/2010/wordml" xmlns:w15="http://schemas.microsoft.com/office/word/2012/wordml" xmlns:w16cex="http://schemas.microsoft.com/office/word/2018/wordml/cex" xmlns:w16cid="http://schemas.microsoft.com/office/word/2016/wordml/cid" xmlns:w16="http://schemas.microsoft.com/office/word/2018/wordml" xmlns:w16sdtdh="http://schemas.microsoft.com/office/word/2020/wordml/sdtdatahash" xmlns:w16se="http://schemas.microsoft.com/office/word/2015/wordml/symex" mc:Ignorable="w14 w15 w16se w16cid w16 w16cex w16sdtdh">
+<w:styles xmlns:mc="http://schemas.openxmlformats.org/markup-compatibility/2006" xmlns:r="http://schemas.openxmlformats.org/officeDocument/2006/relationships" xmlns:w="http://schemas.openxmlformats.org/wordprocessingml/2006/main" xmlns:w14="http://schemas.microsoft.com/office/word/2010/wordml" xmlns:w15="http://schemas.microsoft.com/office/word/2012/wordml" xmlns:w16se="http://schemas.microsoft.com/office/word/2015/wordml/symex" mc:Ignorable="w14 w15 w16se">
   <w:docDefaults>
     <w:rPrDefault>
       <w:rPr>
@@ -1360,7 +2273,7 @@
       </w:pPr>
     </w:pPrDefault>
   </w:docDefaults>
-  <w:latentStyles w:defLockedState="0" w:defUIPriority="99" w:defSemiHidden="0" w:defUnhideWhenUsed="0" w:defQFormat="0" w:count="376">
+  <w:latentStyles w:defLockedState="0" w:defUIPriority="99" w:defSemiHidden="0" w:defUnhideWhenUsed="0" w:defQFormat="0" w:count="371">
     <w:lsdException w:name="Normal" w:uiPriority="0" w:qFormat="1"/>
     <w:lsdException w:name="heading 1" w:uiPriority="9" w:qFormat="1"/>
     <w:lsdException w:name="heading 2" w:semiHidden="1" w:uiPriority="9" w:unhideWhenUsed="1" w:qFormat="1"/>
@@ -1732,20 +2645,15 @@
     <w:lsdException w:name="List Table 5 Dark Accent 6" w:uiPriority="50"/>
     <w:lsdException w:name="List Table 6 Colorful Accent 6" w:uiPriority="51"/>
     <w:lsdException w:name="List Table 7 Colorful Accent 6" w:uiPriority="52"/>
-    <w:lsdException w:name="Mention" w:semiHidden="1" w:unhideWhenUsed="1"/>
-    <w:lsdException w:name="Smart Hyperlink" w:semiHidden="1" w:unhideWhenUsed="1"/>
-    <w:lsdException w:name="Hashtag" w:semiHidden="1" w:unhideWhenUsed="1"/>
-    <w:lsdException w:name="Unresolved Mention" w:semiHidden="1" w:unhideWhenUsed="1"/>
-    <w:lsdException w:name="Smart Link" w:semiHidden="1" w:unhideWhenUsed="1"/>
   </w:latentStyles>
-  <w:style w:type="paragraph" w:default="1" w:styleId="a">
+  <w:style w:type="paragraph" w:default="1" w:styleId="Normal">
     <w:name w:val="Normal"/>
     <w:qFormat/>
   </w:style>
-  <w:style w:type="paragraph" w:styleId="1">
+  <w:style w:type="paragraph" w:styleId="Heading1">
     <w:name w:val="heading 1"/>
-    <w:basedOn w:val="a"/>
-    <w:next w:val="a"/>
+    <w:basedOn w:val="Normal"/>
+    <w:next w:val="Normal"/>
     <w:uiPriority w:val="9"/>
     <w:qFormat/>
     <w:pPr>
@@ -1759,10 +2667,10 @@
       <w:szCs w:val="40"/>
     </w:rPr>
   </w:style>
-  <w:style w:type="paragraph" w:styleId="2">
+  <w:style w:type="paragraph" w:styleId="Heading2">
     <w:name w:val="heading 2"/>
-    <w:basedOn w:val="a"/>
-    <w:next w:val="a"/>
+    <w:basedOn w:val="Normal"/>
+    <w:next w:val="Normal"/>
     <w:uiPriority w:val="9"/>
     <w:semiHidden/>
     <w:unhideWhenUsed/>
@@ -1778,10 +2686,10 @@
       <w:szCs w:val="32"/>
     </w:rPr>
   </w:style>
-  <w:style w:type="paragraph" w:styleId="3">
+  <w:style w:type="paragraph" w:styleId="Heading3">
     <w:name w:val="heading 3"/>
-    <w:basedOn w:val="a"/>
-    <w:next w:val="a"/>
+    <w:basedOn w:val="Normal"/>
+    <w:next w:val="Normal"/>
     <w:uiPriority w:val="9"/>
     <w:semiHidden/>
     <w:unhideWhenUsed/>
@@ -1798,10 +2706,10 @@
       <w:szCs w:val="28"/>
     </w:rPr>
   </w:style>
-  <w:style w:type="paragraph" w:styleId="4">
+  <w:style w:type="paragraph" w:styleId="Heading4">
     <w:name w:val="heading 4"/>
-    <w:basedOn w:val="a"/>
-    <w:next w:val="a"/>
+    <w:basedOn w:val="Normal"/>
+    <w:next w:val="Normal"/>
     <w:uiPriority w:val="9"/>
     <w:semiHidden/>
     <w:unhideWhenUsed/>
@@ -1818,10 +2726,10 @@
       <w:szCs w:val="24"/>
     </w:rPr>
   </w:style>
-  <w:style w:type="paragraph" w:styleId="5">
+  <w:style w:type="paragraph" w:styleId="Heading5">
     <w:name w:val="heading 5"/>
-    <w:basedOn w:val="a"/>
-    <w:next w:val="a"/>
+    <w:basedOn w:val="Normal"/>
+    <w:next w:val="Normal"/>
     <w:uiPriority w:val="9"/>
     <w:semiHidden/>
     <w:unhideWhenUsed/>
@@ -1836,10 +2744,10 @@
       <w:color w:val="666666"/>
     </w:rPr>
   </w:style>
-  <w:style w:type="paragraph" w:styleId="6">
+  <w:style w:type="paragraph" w:styleId="Heading6">
     <w:name w:val="heading 6"/>
-    <w:basedOn w:val="a"/>
-    <w:next w:val="a"/>
+    <w:basedOn w:val="Normal"/>
+    <w:next w:val="Normal"/>
     <w:uiPriority w:val="9"/>
     <w:semiHidden/>
     <w:unhideWhenUsed/>
@@ -1855,13 +2763,13 @@
       <w:color w:val="666666"/>
     </w:rPr>
   </w:style>
-  <w:style w:type="character" w:default="1" w:styleId="a0">
+  <w:style w:type="character" w:default="1" w:styleId="DefaultParagraphFont">
     <w:name w:val="Default Paragraph Font"/>
     <w:uiPriority w:val="1"/>
     <w:semiHidden/>
     <w:unhideWhenUsed/>
   </w:style>
-  <w:style w:type="table" w:default="1" w:styleId="a1">
+  <w:style w:type="table" w:default="1" w:styleId="TableNormal">
     <w:name w:val="Normal Table"/>
     <w:uiPriority w:val="99"/>
     <w:semiHidden/>
@@ -1876,13 +2784,13 @@
       </w:tblCellMar>
     </w:tblPr>
   </w:style>
-  <w:style w:type="numbering" w:default="1" w:styleId="a2">
+  <w:style w:type="numbering" w:default="1" w:styleId="NoList">
     <w:name w:val="No List"/>
     <w:uiPriority w:val="99"/>
     <w:semiHidden/>
     <w:unhideWhenUsed/>
   </w:style>
-  <w:style w:type="table" w:customStyle="1" w:styleId="TableNormal">
+  <w:style w:type="table" w:customStyle="1" w:styleId="TableNormal0">
     <w:name w:val="TableNormal"/>
     <w:tblPr>
       <w:tblCellMar>
@@ -1893,10 +2801,10 @@
       </w:tblCellMar>
     </w:tblPr>
   </w:style>
-  <w:style w:type="paragraph" w:styleId="a3">
+  <w:style w:type="paragraph" w:styleId="Title">
     <w:name w:val="Title"/>
-    <w:basedOn w:val="a"/>
-    <w:next w:val="a"/>
+    <w:basedOn w:val="Normal"/>
+    <w:next w:val="Normal"/>
     <w:uiPriority w:val="10"/>
     <w:qFormat/>
     <w:pPr>
@@ -1909,10 +2817,10 @@
       <w:szCs w:val="52"/>
     </w:rPr>
   </w:style>
-  <w:style w:type="paragraph" w:styleId="a4">
+  <w:style w:type="paragraph" w:styleId="Subtitle">
     <w:name w:val="Subtitle"/>
-    <w:basedOn w:val="a"/>
-    <w:next w:val="a"/>
+    <w:basedOn w:val="Normal"/>
+    <w:next w:val="Normal"/>
     <w:uiPriority w:val="11"/>
     <w:qFormat/>
     <w:pPr>
@@ -1924,6 +2832,45 @@
       <w:color w:val="666666"/>
       <w:sz w:val="30"/>
       <w:szCs w:val="30"/>
+    </w:rPr>
+  </w:style>
+  <w:style w:type="paragraph" w:styleId="NormalWeb">
+    <w:name w:val="Normal (Web)"/>
+    <w:basedOn w:val="Normal"/>
+    <w:uiPriority w:val="99"/>
+    <w:semiHidden/>
+    <w:unhideWhenUsed/>
+    <w:rsid w:val="00714C65"/>
+    <w:pPr>
+      <w:spacing w:before="100" w:beforeAutospacing="1" w:after="100" w:afterAutospacing="1" w:line="240" w:lineRule="auto"/>
+    </w:pPr>
+    <w:rPr>
+      <w:rFonts w:ascii="Times New Roman" w:eastAsia="Times New Roman" w:hAnsi="Times New Roman" w:cs="Times New Roman"/>
+      <w:sz w:val="24"/>
+      <w:szCs w:val="24"/>
+      <w:lang w:val="ru-RU"/>
+    </w:rPr>
+  </w:style>
+  <w:style w:type="character" w:styleId="Strong">
+    <w:name w:val="Strong"/>
+    <w:basedOn w:val="DefaultParagraphFont"/>
+    <w:uiPriority w:val="22"/>
+    <w:qFormat/>
+    <w:rsid w:val="00714C65"/>
+    <w:rPr>
+      <w:b/>
+      <w:bCs/>
+    </w:rPr>
+  </w:style>
+  <w:style w:type="character" w:styleId="Emphasis">
+    <w:name w:val="Emphasis"/>
+    <w:basedOn w:val="DefaultParagraphFont"/>
+    <w:uiPriority w:val="20"/>
+    <w:qFormat/>
+    <w:rsid w:val="00714C65"/>
+    <w:rPr>
+      <w:i/>
+      <w:iCs/>
     </w:rPr>
   </w:style>
 </w:styles>

--- a/Mike Zanochuev, Data Science.docx
+++ b/Mike Zanochuev, Data Science.docx
@@ -11,8 +11,6 @@
           <w:lang w:val="en-US"/>
         </w:rPr>
       </w:pPr>
-      <w:bookmarkStart w:id="0" w:name="_GoBack"/>
-      <w:bookmarkEnd w:id="0"/>
       <w:r>
         <w:rPr>
           <w:b/>
@@ -286,16 +284,16 @@
           <w:szCs w:val="18"/>
           <w:lang w:val="ru-RU"/>
         </w:rPr>
-        <w:t>Начинающий Data Scientist с сильной математической базой (</w:t>
-      </w:r>
-      <w:r>
-        <w:rPr>
-          <w:color w:val="4A5859"/>
-          <w:sz w:val="18"/>
-          <w:szCs w:val="18"/>
-          <w:lang w:val="ru-RU"/>
-        </w:rPr>
-        <w:t>4</w:t>
+        <w:t xml:space="preserve">Начинающий Data Scientist </w:t>
+      </w:r>
+      <w:r>
+        <w:rPr>
+          <w:color w:val="4A5859"/>
+          <w:sz w:val="18"/>
+          <w:szCs w:val="18"/>
+          <w:lang w:val="ru-RU"/>
+        </w:rPr>
+        <w:t>с сильной математической базой 5</w:t>
       </w:r>
       <w:r>
         <w:rPr>
@@ -346,6 +344,36 @@
           <w:lang w:val="ru-RU"/>
         </w:rPr>
         <w:t>. Хочу развиваться в области Data Science и применять математику и код для решения бизнес-задач.</w:t>
+      </w:r>
+      <w:r>
+        <w:t xml:space="preserve"> </w:t>
+      </w:r>
+      <w:r>
+        <w:rPr>
+          <w:color w:val="4A5859"/>
+          <w:sz w:val="18"/>
+          <w:szCs w:val="18"/>
+          <w:lang w:val="ru-RU"/>
+        </w:rPr>
+        <w:t>В прошлом — профессиональный футболист, КМС. Свободное время активно провожу в спорте (футбол, теннис, тренажёрный зал)</w:t>
+      </w:r>
+      <w:r>
+        <w:rPr>
+          <w:color w:val="4A5859"/>
+          <w:sz w:val="18"/>
+          <w:szCs w:val="18"/>
+          <w:lang w:val="ru-RU"/>
+        </w:rPr>
+        <w:t xml:space="preserve">. </w:t>
+      </w:r>
+      <w:r>
+        <w:rPr>
+          <w:color w:val="4A5859"/>
+          <w:sz w:val="18"/>
+          <w:szCs w:val="18"/>
+          <w:lang w:val="ru-RU"/>
+        </w:rPr>
+        <w:t>Дисциплина, командная работа и стрессоустойчивость — мои сильные стороны.</w:t>
       </w:r>
     </w:p>
     <w:p>
@@ -365,7 +393,7 @@
           <w:color w:val="C83E4D"/>
           <w:sz w:val="24"/>
           <w:szCs w:val="24"/>
-          <w:lang w:val="en-US"/>
+          <w:lang w:val="ru-RU"/>
         </w:rPr>
       </w:pPr>
       <w:r>
@@ -384,15 +412,15 @@
           <w:color w:val="4A5859"/>
           <w:sz w:val="18"/>
           <w:szCs w:val="18"/>
-          <w:lang w:val="en-US"/>
-        </w:rPr>
-      </w:pPr>
-      <w:r>
-        <w:rPr>
-          <w:color w:val="4A5859"/>
-          <w:sz w:val="18"/>
-          <w:szCs w:val="18"/>
-          <w:lang w:val="en-US"/>
+          <w:lang w:val="ru-RU"/>
+        </w:rPr>
+      </w:pPr>
+      <w:r>
+        <w:rPr>
+          <w:color w:val="4A5859"/>
+          <w:sz w:val="18"/>
+          <w:szCs w:val="18"/>
+          <w:lang w:val="ru-RU"/>
         </w:rPr>
         <w:t xml:space="preserve">      </w:t>
       </w:r>
@@ -401,9 +429,45 @@
           <w:color w:val="4A5859"/>
           <w:sz w:val="18"/>
           <w:szCs w:val="18"/>
-          <w:lang w:val="en-US"/>
-        </w:rPr>
-        <w:t xml:space="preserve">- Python, pandas, </w:t>
+          <w:lang w:val="ru-RU"/>
+        </w:rPr>
+        <w:t xml:space="preserve">- </w:t>
+      </w:r>
+      <w:r>
+        <w:rPr>
+          <w:color w:val="4A5859"/>
+          <w:sz w:val="18"/>
+          <w:szCs w:val="18"/>
+          <w:lang w:val="en-US"/>
+        </w:rPr>
+        <w:t>Python</w:t>
+      </w:r>
+      <w:r>
+        <w:rPr>
+          <w:color w:val="4A5859"/>
+          <w:sz w:val="18"/>
+          <w:szCs w:val="18"/>
+          <w:lang w:val="ru-RU"/>
+        </w:rPr>
+        <w:t xml:space="preserve">, </w:t>
+      </w:r>
+      <w:r>
+        <w:rPr>
+          <w:color w:val="4A5859"/>
+          <w:sz w:val="18"/>
+          <w:szCs w:val="18"/>
+          <w:lang w:val="en-US"/>
+        </w:rPr>
+        <w:t>pandas</w:t>
+      </w:r>
+      <w:r>
+        <w:rPr>
+          <w:color w:val="4A5859"/>
+          <w:sz w:val="18"/>
+          <w:szCs w:val="18"/>
+          <w:lang w:val="ru-RU"/>
+        </w:rPr>
+        <w:t xml:space="preserve">, </w:t>
       </w:r>
       <w:proofErr w:type="spellStart"/>
       <w:r>
@@ -421,7 +485,7 @@
           <w:color w:val="4A5859"/>
           <w:sz w:val="18"/>
           <w:szCs w:val="18"/>
-          <w:lang w:val="en-US"/>
+          <w:lang w:val="ru-RU"/>
         </w:rPr>
         <w:t xml:space="preserve">, </w:t>
       </w:r>
@@ -441,16 +505,25 @@
           <w:color w:val="4A5859"/>
           <w:sz w:val="18"/>
           <w:szCs w:val="18"/>
-          <w:lang w:val="en-US"/>
-        </w:rPr>
-        <w:t>-learn</w:t>
-      </w:r>
-      <w:r>
-        <w:rPr>
-          <w:color w:val="4A5859"/>
-          <w:sz w:val="18"/>
-          <w:szCs w:val="18"/>
-          <w:lang w:val="en-US"/>
+          <w:lang w:val="ru-RU"/>
+        </w:rPr>
+        <w:t>-</w:t>
+      </w:r>
+      <w:r>
+        <w:rPr>
+          <w:color w:val="4A5859"/>
+          <w:sz w:val="18"/>
+          <w:szCs w:val="18"/>
+          <w:lang w:val="en-US"/>
+        </w:rPr>
+        <w:t>learn</w:t>
+      </w:r>
+      <w:r>
+        <w:rPr>
+          <w:color w:val="4A5859"/>
+          <w:sz w:val="18"/>
+          <w:szCs w:val="18"/>
+          <w:lang w:val="ru-RU"/>
         </w:rPr>
         <w:t xml:space="preserve">, </w:t>
       </w:r>
@@ -470,7 +543,7 @@
           <w:color w:val="4A5859"/>
           <w:sz w:val="18"/>
           <w:szCs w:val="18"/>
-          <w:lang w:val="en-US"/>
+          <w:lang w:val="ru-RU"/>
         </w:rPr>
         <w:t xml:space="preserve">, </w:t>
       </w:r>
@@ -495,15 +568,15 @@
           <w:color w:val="4A5859"/>
           <w:sz w:val="18"/>
           <w:szCs w:val="18"/>
-          <w:lang w:val="ru-RU"/>
-        </w:rPr>
-      </w:pPr>
-      <w:r>
-        <w:rPr>
-          <w:color w:val="4A5859"/>
-          <w:sz w:val="18"/>
-          <w:szCs w:val="18"/>
-          <w:lang w:val="en-US"/>
+          <w:lang w:val="en-US"/>
+        </w:rPr>
+      </w:pPr>
+      <w:r>
+        <w:rPr>
+          <w:color w:val="4A5859"/>
+          <w:sz w:val="18"/>
+          <w:szCs w:val="18"/>
+          <w:lang w:val="ru-RU"/>
         </w:rPr>
         <w:t xml:space="preserve">      </w:t>
       </w:r>
@@ -512,7 +585,7 @@
           <w:color w:val="4A5859"/>
           <w:sz w:val="18"/>
           <w:szCs w:val="18"/>
-          <w:lang w:val="ru-RU"/>
+          <w:lang w:val="en-US"/>
         </w:rPr>
         <w:t xml:space="preserve">- </w:t>
       </w:r>
@@ -530,7 +603,7 @@
           <w:color w:val="4A5859"/>
           <w:sz w:val="18"/>
           <w:szCs w:val="18"/>
-          <w:lang w:val="ru-RU"/>
+          <w:lang w:val="en-US"/>
         </w:rPr>
         <w:t xml:space="preserve">, </w:t>
       </w:r>
@@ -550,7 +623,7 @@
           <w:color w:val="4A5859"/>
           <w:sz w:val="18"/>
           <w:szCs w:val="18"/>
-          <w:lang w:val="ru-RU"/>
+          <w:lang w:val="en-US"/>
         </w:rPr>
         <w:t xml:space="preserve">, </w:t>
       </w:r>
@@ -570,7 +643,7 @@
           <w:color w:val="4A5859"/>
           <w:sz w:val="18"/>
           <w:szCs w:val="18"/>
-          <w:lang w:val="ru-RU"/>
+          <w:lang w:val="en-US"/>
         </w:rPr>
         <w:t xml:space="preserve">, </w:t>
       </w:r>
@@ -585,6 +658,24 @@
         <w:t>DBeaver</w:t>
       </w:r>
       <w:proofErr w:type="spellEnd"/>
+      <w:r>
+        <w:rPr>
+          <w:color w:val="4A5859"/>
+          <w:sz w:val="18"/>
+          <w:szCs w:val="18"/>
+          <w:lang w:val="en-US"/>
+        </w:rPr>
+        <w:t xml:space="preserve">, </w:t>
+      </w:r>
+      <w:r>
+        <w:rPr>
+          <w:color w:val="4A5859"/>
+          <w:sz w:val="18"/>
+          <w:szCs w:val="18"/>
+          <w:lang w:val="en-US"/>
+        </w:rPr>
+        <w:t>Oracle, PL/SQL</w:t>
+      </w:r>
     </w:p>
     <w:p>
       <w:pPr>
@@ -603,9 +694,18 @@
           <w:color w:val="4A5859"/>
           <w:sz w:val="18"/>
           <w:szCs w:val="18"/>
-          <w:lang w:val="ru-RU"/>
-        </w:rPr>
-        <w:t xml:space="preserve">      - </w:t>
+          <w:lang w:val="en-US"/>
+        </w:rPr>
+        <w:t xml:space="preserve">      </w:t>
+      </w:r>
+      <w:r>
+        <w:rPr>
+          <w:color w:val="4A5859"/>
+          <w:sz w:val="18"/>
+          <w:szCs w:val="18"/>
+          <w:lang w:val="ru-RU"/>
+        </w:rPr>
+        <w:t xml:space="preserve">- </w:t>
       </w:r>
       <w:proofErr w:type="spellStart"/>
       <w:r>
@@ -625,7 +725,79 @@
           <w:szCs w:val="18"/>
           <w:lang w:val="ru-RU"/>
         </w:rPr>
+        <w:t xml:space="preserve"> </w:t>
+      </w:r>
+      <w:r>
+        <w:rPr>
+          <w:color w:val="4A5859"/>
+          <w:sz w:val="18"/>
+          <w:szCs w:val="18"/>
+          <w:lang w:val="en-US"/>
+        </w:rPr>
+        <w:t>Sense</w:t>
+      </w:r>
+      <w:r>
+        <w:rPr>
+          <w:color w:val="4A5859"/>
+          <w:sz w:val="18"/>
+          <w:szCs w:val="18"/>
+          <w:lang w:val="ru-RU"/>
+        </w:rPr>
         <w:t xml:space="preserve"> (создание прототипов и аналитика)</w:t>
+      </w:r>
+      <w:r>
+        <w:rPr>
+          <w:color w:val="4A5859"/>
+          <w:sz w:val="18"/>
+          <w:szCs w:val="18"/>
+          <w:lang w:val="ru-RU"/>
+        </w:rPr>
+        <w:t xml:space="preserve">, </w:t>
+      </w:r>
+      <w:r>
+        <w:rPr>
+          <w:color w:val="4A5859"/>
+          <w:sz w:val="18"/>
+          <w:szCs w:val="18"/>
+          <w:lang w:val="en-US"/>
+        </w:rPr>
+        <w:t>Oracle</w:t>
+      </w:r>
+      <w:r>
+        <w:rPr>
+          <w:color w:val="4A5859"/>
+          <w:sz w:val="18"/>
+          <w:szCs w:val="18"/>
+          <w:lang w:val="ru-RU"/>
+        </w:rPr>
+        <w:t xml:space="preserve"> </w:t>
+      </w:r>
+      <w:r>
+        <w:rPr>
+          <w:color w:val="4A5859"/>
+          <w:sz w:val="18"/>
+          <w:szCs w:val="18"/>
+          <w:lang w:val="en-US"/>
+        </w:rPr>
+        <w:t>Apex</w:t>
+      </w:r>
+      <w:r>
+        <w:rPr>
+          <w:color w:val="4A5859"/>
+          <w:sz w:val="18"/>
+          <w:szCs w:val="18"/>
+          <w:lang w:val="ru-RU"/>
+        </w:rPr>
+        <w:t xml:space="preserve">, </w:t>
+      </w:r>
+      <w:r>
+        <w:rPr>
+          <w:color w:val="4A5859"/>
+          <w:sz w:val="18"/>
+          <w:szCs w:val="18"/>
+          <w:lang w:val="en-US"/>
+        </w:rPr>
+        <w:t>AW</w:t>
       </w:r>
     </w:p>
     <w:p>
@@ -1009,7 +1181,16 @@
           <w:szCs w:val="18"/>
           <w:lang w:val="ru-RU"/>
         </w:rPr>
-        <w:t>- Английский язык: B1–B2</w:t>
+        <w:t xml:space="preserve">- Английский язык: </w:t>
+      </w:r>
+      <w:r>
+        <w:rPr>
+          <w:color w:val="4A5859"/>
+          <w:sz w:val="18"/>
+          <w:szCs w:val="18"/>
+          <w:lang w:val="ru-RU"/>
+        </w:rPr>
+        <w:t>B2</w:t>
       </w:r>
     </w:p>
     <w:p>
@@ -1066,7 +1247,6 @@
       <w:pPr>
         <w:pBdr>
           <w:top w:val="none" w:sz="0" w:space="2" w:color="auto"/>
-          <w:left w:val="none" w:sz="0" w:space="2" w:color="auto"/>
           <w:bottom w:val="none" w:sz="0" w:space="2" w:color="auto"/>
           <w:right w:val="none" w:sz="0" w:space="2" w:color="auto"/>
         </w:pBdr>
@@ -1084,321 +1264,19 @@
         </w:rPr>
         <w:t>Glowbyte — Аналитик</w:t>
       </w:r>
-    </w:p>
-    <w:p>
-      <w:pPr>
-        <w:rPr>
-          <w:b/>
-          <w:color w:val="4A5859"/>
-          <w:sz w:val="18"/>
-          <w:szCs w:val="18"/>
-          <w:lang w:val="ru-RU"/>
-        </w:rPr>
-      </w:pPr>
-      <w:r>
-        <w:rPr>
-          <w:b/>
-          <w:color w:val="4A5859"/>
-          <w:sz w:val="18"/>
-          <w:szCs w:val="18"/>
-        </w:rPr>
-        <w:t>Июнь</w:t>
-      </w:r>
-      <w:r>
-        <w:rPr>
-          <w:b/>
-          <w:color w:val="4A5859"/>
-          <w:sz w:val="18"/>
-          <w:szCs w:val="18"/>
-          <w:lang w:val="ru-RU"/>
-        </w:rPr>
-        <w:t>,</w:t>
-      </w:r>
-      <w:r>
-        <w:rPr>
-          <w:b/>
-          <w:color w:val="4A5859"/>
-          <w:sz w:val="18"/>
-          <w:szCs w:val="18"/>
-        </w:rPr>
-        <w:t xml:space="preserve"> </w:t>
-      </w:r>
-      <w:r>
-        <w:rPr>
-          <w:b/>
-          <w:color w:val="4A5859"/>
-          <w:sz w:val="18"/>
-          <w:szCs w:val="18"/>
-          <w:lang w:val="ru-RU"/>
-        </w:rPr>
-        <w:t>2025</w:t>
-      </w:r>
-      <w:r>
-        <w:rPr>
-          <w:b/>
-          <w:color w:val="4A5859"/>
-          <w:sz w:val="18"/>
-          <w:szCs w:val="18"/>
-        </w:rPr>
-        <w:t xml:space="preserve"> — </w:t>
-      </w:r>
-      <w:r>
-        <w:rPr>
-          <w:b/>
-          <w:color w:val="4A5859"/>
-          <w:sz w:val="18"/>
-          <w:szCs w:val="18"/>
-          <w:lang w:val="ru-RU"/>
-        </w:rPr>
-        <w:t>настоящее время</w:t>
-      </w:r>
-    </w:p>
-    <w:p>
-      <w:pPr>
-        <w:rPr>
-          <w:color w:val="4A5859"/>
-          <w:sz w:val="18"/>
-          <w:szCs w:val="18"/>
-        </w:rPr>
-      </w:pPr>
-      <w:r>
-        <w:rPr>
-          <w:color w:val="4A5859"/>
-          <w:sz w:val="18"/>
-          <w:szCs w:val="18"/>
-          <w:lang w:val="ru-RU"/>
-        </w:rPr>
-        <w:t xml:space="preserve">      </w:t>
-      </w:r>
-      <w:r>
-        <w:rPr>
-          <w:color w:val="4A5859"/>
-          <w:sz w:val="18"/>
-          <w:szCs w:val="18"/>
-        </w:rPr>
-        <w:t xml:space="preserve">- </w:t>
-      </w:r>
-      <w:r>
-        <w:rPr>
-          <w:color w:val="4A5859"/>
-          <w:sz w:val="18"/>
-          <w:szCs w:val="18"/>
-          <w:lang w:val="ru-RU"/>
-        </w:rPr>
-        <w:t>Миграция бизнес-логики: перенос вычислений и агрегатов с Qlik Sense на SQL (Trino)</w:t>
-      </w:r>
-    </w:p>
-    <w:p>
-      <w:pPr>
-        <w:rPr>
-          <w:color w:val="4A5859"/>
-          <w:sz w:val="18"/>
-          <w:szCs w:val="18"/>
-        </w:rPr>
-      </w:pPr>
-      <w:r>
-        <w:rPr>
-          <w:color w:val="4A5859"/>
-          <w:sz w:val="18"/>
-          <w:szCs w:val="18"/>
-          <w:lang w:val="ru-RU"/>
-        </w:rPr>
-        <w:t xml:space="preserve">      </w:t>
-      </w:r>
-      <w:r>
-        <w:rPr>
-          <w:color w:val="4A5859"/>
-          <w:sz w:val="18"/>
-          <w:szCs w:val="18"/>
-        </w:rPr>
-        <w:t xml:space="preserve">- </w:t>
-      </w:r>
-      <w:r>
-        <w:rPr>
-          <w:color w:val="4A5859"/>
-          <w:sz w:val="18"/>
-          <w:szCs w:val="18"/>
-          <w:lang w:val="ru-RU"/>
-        </w:rPr>
-        <w:t>Реализация и оптимизация SQL-запросов для аналитических витрин</w:t>
-      </w:r>
-    </w:p>
-    <w:p>
-      <w:pPr>
-        <w:rPr>
-          <w:b/>
-          <w:color w:val="4A5859"/>
-          <w:sz w:val="18"/>
-          <w:szCs w:val="18"/>
-        </w:rPr>
-      </w:pPr>
-      <w:r>
-        <w:rPr>
-          <w:color w:val="4A5859"/>
-          <w:sz w:val="18"/>
-          <w:szCs w:val="18"/>
-          <w:lang w:val="ru-RU"/>
-        </w:rPr>
-        <w:t xml:space="preserve">      </w:t>
-      </w:r>
-      <w:r>
-        <w:rPr>
-          <w:color w:val="4A5859"/>
-          <w:sz w:val="18"/>
-          <w:szCs w:val="18"/>
-        </w:rPr>
-        <w:t xml:space="preserve">- </w:t>
-      </w:r>
-      <w:r>
-        <w:rPr>
-          <w:color w:val="4A5859"/>
-          <w:sz w:val="18"/>
-          <w:szCs w:val="18"/>
-          <w:lang w:val="ru-RU"/>
-        </w:rPr>
-        <w:t>Подготовка документации (S2T: source-to-target)</w:t>
-      </w:r>
-    </w:p>
-    <w:p>
-      <w:pPr>
-        <w:rPr>
-          <w:color w:val="4A5859"/>
-          <w:sz w:val="18"/>
-          <w:szCs w:val="18"/>
-        </w:rPr>
-      </w:pPr>
-      <w:r>
-        <w:rPr>
-          <w:color w:val="4A5859"/>
-          <w:sz w:val="18"/>
-          <w:szCs w:val="18"/>
-          <w:lang w:val="ru-RU"/>
-        </w:rPr>
-        <w:t xml:space="preserve">      </w:t>
-      </w:r>
-      <w:r>
-        <w:rPr>
-          <w:color w:val="4A5859"/>
-          <w:sz w:val="18"/>
-          <w:szCs w:val="18"/>
-        </w:rPr>
-        <w:t xml:space="preserve">- </w:t>
-      </w:r>
-      <w:r>
-        <w:rPr>
-          <w:color w:val="4A5859"/>
-          <w:sz w:val="18"/>
-          <w:szCs w:val="18"/>
-          <w:lang w:val="ru-RU"/>
-        </w:rPr>
-        <w:t>Перевод прототипов в dbt-пайплайны, создание моделей и тестов</w:t>
-      </w:r>
-    </w:p>
-    <w:p>
-      <w:pPr>
-        <w:rPr>
-          <w:color w:val="4A5859"/>
-          <w:sz w:val="18"/>
-          <w:szCs w:val="18"/>
-          <w:lang w:val="ru-RU"/>
-        </w:rPr>
-      </w:pPr>
-      <w:r>
-        <w:rPr>
-          <w:color w:val="4A5859"/>
-          <w:sz w:val="18"/>
-          <w:szCs w:val="18"/>
-          <w:lang w:val="ru-RU"/>
-        </w:rPr>
-        <w:t xml:space="preserve">      </w:t>
-      </w:r>
-      <w:r>
-        <w:rPr>
-          <w:color w:val="4A5859"/>
-          <w:sz w:val="18"/>
-          <w:szCs w:val="18"/>
-        </w:rPr>
-        <w:t xml:space="preserve">- </w:t>
-      </w:r>
-      <w:r>
-        <w:rPr>
-          <w:color w:val="4A5859"/>
-          <w:sz w:val="18"/>
-          <w:szCs w:val="18"/>
-          <w:lang w:val="ru-RU"/>
-        </w:rPr>
-        <w:t>Тестирование, верификация и ревью итоговых SQL-запросов</w:t>
-      </w:r>
-    </w:p>
-    <w:p>
-      <w:pPr>
-        <w:rPr>
-          <w:color w:val="4A5859"/>
-          <w:sz w:val="18"/>
-          <w:szCs w:val="18"/>
-          <w:lang w:val="ru-RU"/>
-        </w:rPr>
-      </w:pPr>
-      <w:r>
-        <w:rPr>
-          <w:color w:val="4A5859"/>
-          <w:sz w:val="18"/>
-          <w:szCs w:val="18"/>
-          <w:lang w:val="ru-RU"/>
-        </w:rPr>
-        <w:t xml:space="preserve">      </w:t>
-      </w:r>
-      <w:r>
-        <w:rPr>
-          <w:color w:val="4A5859"/>
-          <w:sz w:val="18"/>
-          <w:szCs w:val="18"/>
-        </w:rPr>
-        <w:t xml:space="preserve">- </w:t>
-      </w:r>
-      <w:r>
-        <w:rPr>
-          <w:color w:val="4A5859"/>
-          <w:sz w:val="18"/>
-          <w:szCs w:val="18"/>
-          <w:lang w:val="ru-RU"/>
-        </w:rPr>
-        <w:t>Взаимодействие с заказчиками: сбор требований и презентация результатов</w:t>
-      </w:r>
-    </w:p>
-    <w:p>
-      <w:pPr>
-        <w:rPr>
-          <w:color w:val="4A5859"/>
-          <w:sz w:val="18"/>
-          <w:szCs w:val="18"/>
-          <w:lang w:val="ru-RU"/>
-        </w:rPr>
-      </w:pPr>
-      <w:r>
-        <w:rPr>
-          <w:color w:val="4A5859"/>
-          <w:sz w:val="18"/>
-          <w:szCs w:val="18"/>
-          <w:lang w:val="ru-RU"/>
-        </w:rPr>
-        <w:t xml:space="preserve">      - </w:t>
-      </w:r>
-      <w:r>
-        <w:rPr>
-          <w:color w:val="4A5859"/>
-          <w:sz w:val="18"/>
-          <w:szCs w:val="18"/>
-          <w:lang w:val="ru-RU"/>
-        </w:rPr>
-        <w:t>Работа с дашбордами в AW, поддержка визуализации ключевых метрик</w:t>
+      <w:r>
+        <w:rPr>
+          <w:b/>
+          <w:color w:val="4A5859"/>
+          <w:lang w:val="ru-RU"/>
+        </w:rPr>
+        <w:t xml:space="preserve"> данных</w:t>
       </w:r>
     </w:p>
     <w:p>
       <w:pPr>
         <w:pBdr>
           <w:top w:val="none" w:sz="0" w:space="2" w:color="auto"/>
-          <w:left w:val="none" w:sz="0" w:space="2" w:color="auto"/>
           <w:bottom w:val="none" w:sz="0" w:space="2" w:color="auto"/>
           <w:right w:val="none" w:sz="0" w:space="2" w:color="auto"/>
         </w:pBdr>
@@ -1406,69 +1284,35 @@
         <w:rPr>
           <w:b/>
           <w:color w:val="4A5859"/>
-          <w:lang w:val="ru-RU"/>
-        </w:rPr>
-      </w:pPr>
-      <w:r>
-        <w:rPr>
-          <w:b/>
-          <w:color w:val="4A5859"/>
-          <w:lang w:val="ru-RU"/>
-        </w:rPr>
-        <w:t xml:space="preserve">МОКБ </w:t>
-      </w:r>
-      <w:r>
-        <w:rPr>
-          <w:b/>
-          <w:color w:val="4A5859"/>
-          <w:lang w:val="ru-RU"/>
-        </w:rPr>
-        <w:t>“</w:t>
-      </w:r>
-      <w:r>
-        <w:rPr>
-          <w:b/>
-          <w:color w:val="4A5859"/>
-          <w:lang w:val="ru-RU"/>
-        </w:rPr>
-        <w:t>Марс</w:t>
-      </w:r>
-      <w:r>
-        <w:rPr>
-          <w:b/>
-          <w:color w:val="4A5859"/>
-          <w:lang w:val="ru-RU"/>
-        </w:rPr>
-        <w:t xml:space="preserve">” </w:t>
-      </w:r>
-      <w:r>
-        <w:rPr>
-          <w:b/>
-          <w:color w:val="4A5859"/>
-          <w:lang w:val="ru-RU"/>
-        </w:rPr>
-        <w:t>— Инженер-программист</w:t>
-      </w:r>
-    </w:p>
-    <w:p>
-      <w:pPr>
-        <w:rPr>
-          <w:b/>
-          <w:color w:val="4A5859"/>
-          <w:sz w:val="18"/>
-          <w:szCs w:val="18"/>
-          <w:lang w:val="ru-RU"/>
-        </w:rPr>
-      </w:pPr>
-      <w:r>
-        <w:rPr>
-          <w:b/>
-          <w:color w:val="4A5859"/>
-          <w:sz w:val="18"/>
-          <w:szCs w:val="18"/>
-          <w:lang w:val="ru-RU"/>
-        </w:rPr>
-        <w:t>Май</w:t>
+        </w:rPr>
+      </w:pPr>
+      <w:r>
+        <w:rPr>
+          <w:b/>
+          <w:color w:val="4A5859"/>
+        </w:rPr>
+        <w:t>Johnson &amp; Johnson</w:t>
+      </w:r>
+    </w:p>
+    <w:p>
+      <w:pPr>
+        <w:rPr>
+          <w:b/>
+          <w:color w:val="4A5859"/>
+          <w:sz w:val="18"/>
+          <w:szCs w:val="18"/>
+          <w:lang w:val="ru-RU"/>
+        </w:rPr>
+      </w:pPr>
+      <w:r>
+        <w:rPr>
+          <w:b/>
+          <w:color w:val="4A5859"/>
+          <w:sz w:val="18"/>
+          <w:szCs w:val="18"/>
+          <w:lang w:val="ru-RU"/>
+        </w:rPr>
+        <w:t>Апрель</w:t>
       </w:r>
       <w:r>
         <w:rPr>
@@ -1487,17 +1331,340 @@
           <w:sz w:val="18"/>
           <w:szCs w:val="18"/>
         </w:rPr>
-        <w:t xml:space="preserve"> 2024 — </w:t>
-      </w:r>
-      <w:r>
-        <w:rPr>
-          <w:b/>
-          <w:color w:val="4A5859"/>
-          <w:sz w:val="18"/>
-          <w:szCs w:val="18"/>
-          <w:lang w:val="ru-RU"/>
-        </w:rPr>
-        <w:t>Февраль</w:t>
+        <w:t xml:space="preserve"> </w:t>
+      </w:r>
+      <w:r>
+        <w:rPr>
+          <w:b/>
+          <w:color w:val="4A5859"/>
+          <w:sz w:val="18"/>
+          <w:szCs w:val="18"/>
+          <w:lang w:val="ru-RU"/>
+        </w:rPr>
+        <w:t>2023</w:t>
+      </w:r>
+      <w:r>
+        <w:rPr>
+          <w:b/>
+          <w:color w:val="4A5859"/>
+          <w:sz w:val="18"/>
+          <w:szCs w:val="18"/>
+        </w:rPr>
+        <w:t xml:space="preserve"> — </w:t>
+      </w:r>
+      <w:r>
+        <w:rPr>
+          <w:b/>
+          <w:color w:val="4A5859"/>
+          <w:sz w:val="18"/>
+          <w:szCs w:val="18"/>
+          <w:lang w:val="ru-RU"/>
+        </w:rPr>
+        <w:t>Март, 2024</w:t>
+      </w:r>
+    </w:p>
+    <w:p>
+      <w:pPr>
+        <w:rPr>
+          <w:color w:val="4A5859"/>
+          <w:sz w:val="18"/>
+          <w:szCs w:val="18"/>
+        </w:rPr>
+      </w:pPr>
+      <w:r>
+        <w:rPr>
+          <w:color w:val="4A5859"/>
+          <w:sz w:val="18"/>
+          <w:szCs w:val="18"/>
+          <w:lang w:val="ru-RU"/>
+        </w:rPr>
+        <w:t xml:space="preserve">      </w:t>
+      </w:r>
+      <w:r>
+        <w:rPr>
+          <w:color w:val="4A5859"/>
+          <w:sz w:val="18"/>
+          <w:szCs w:val="18"/>
+        </w:rPr>
+        <w:t xml:space="preserve">- </w:t>
+      </w:r>
+      <w:r>
+        <w:rPr>
+          <w:color w:val="4A5859"/>
+          <w:sz w:val="18"/>
+          <w:szCs w:val="18"/>
+          <w:lang w:val="ru-RU"/>
+        </w:rPr>
+        <w:t>Миграция бизнес-логики: перенос вычислений и агрегатов с Qlik Sense на SQL (Trino)</w:t>
+      </w:r>
+    </w:p>
+    <w:p>
+      <w:pPr>
+        <w:rPr>
+          <w:color w:val="4A5859"/>
+          <w:sz w:val="18"/>
+          <w:szCs w:val="18"/>
+          <w:lang w:val="ru-RU"/>
+        </w:rPr>
+      </w:pPr>
+      <w:r>
+        <w:rPr>
+          <w:color w:val="4A5859"/>
+          <w:sz w:val="18"/>
+          <w:szCs w:val="18"/>
+          <w:lang w:val="ru-RU"/>
+        </w:rPr>
+        <w:t xml:space="preserve">      </w:t>
+      </w:r>
+      <w:r>
+        <w:rPr>
+          <w:color w:val="4A5859"/>
+          <w:sz w:val="18"/>
+          <w:szCs w:val="18"/>
+        </w:rPr>
+        <w:t xml:space="preserve">- </w:t>
+      </w:r>
+      <w:r>
+        <w:rPr>
+          <w:color w:val="4A5859"/>
+          <w:sz w:val="18"/>
+          <w:szCs w:val="18"/>
+          <w:lang w:val="ru-RU"/>
+        </w:rPr>
+        <w:t xml:space="preserve">Реализация и оптимизация </w:t>
+      </w:r>
+      <w:r>
+        <w:rPr>
+          <w:color w:val="4A5859"/>
+          <w:sz w:val="18"/>
+          <w:szCs w:val="18"/>
+          <w:lang w:val="ru-RU"/>
+        </w:rPr>
+        <w:t>SQL-витрин с маркетинговыми метриками</w:t>
+      </w:r>
+    </w:p>
+    <w:p>
+      <w:pPr>
+        <w:rPr>
+          <w:b/>
+          <w:color w:val="4A5859"/>
+          <w:sz w:val="18"/>
+          <w:szCs w:val="18"/>
+        </w:rPr>
+      </w:pPr>
+      <w:r>
+        <w:rPr>
+          <w:color w:val="4A5859"/>
+          <w:sz w:val="18"/>
+          <w:szCs w:val="18"/>
+          <w:lang w:val="ru-RU"/>
+        </w:rPr>
+        <w:t xml:space="preserve">      </w:t>
+      </w:r>
+      <w:r>
+        <w:rPr>
+          <w:color w:val="4A5859"/>
+          <w:sz w:val="18"/>
+          <w:szCs w:val="18"/>
+        </w:rPr>
+        <w:t xml:space="preserve">- </w:t>
+      </w:r>
+      <w:r>
+        <w:rPr>
+          <w:color w:val="4A5859"/>
+          <w:sz w:val="18"/>
+          <w:szCs w:val="18"/>
+          <w:lang w:val="ru-RU"/>
+        </w:rPr>
+        <w:t>Подготовка документации (S2T: source-to-target)</w:t>
+      </w:r>
+      <w:r>
+        <w:rPr>
+          <w:color w:val="4A5859"/>
+          <w:sz w:val="18"/>
+          <w:szCs w:val="18"/>
+          <w:lang w:val="ru-RU"/>
+        </w:rPr>
+        <w:t xml:space="preserve"> </w:t>
+      </w:r>
+    </w:p>
+    <w:p>
+      <w:pPr>
+        <w:rPr>
+          <w:color w:val="4A5859"/>
+          <w:sz w:val="18"/>
+          <w:szCs w:val="18"/>
+        </w:rPr>
+      </w:pPr>
+      <w:r>
+        <w:rPr>
+          <w:color w:val="4A5859"/>
+          <w:sz w:val="18"/>
+          <w:szCs w:val="18"/>
+          <w:lang w:val="ru-RU"/>
+        </w:rPr>
+        <w:t xml:space="preserve">      </w:t>
+      </w:r>
+      <w:r>
+        <w:rPr>
+          <w:color w:val="4A5859"/>
+          <w:sz w:val="18"/>
+          <w:szCs w:val="18"/>
+        </w:rPr>
+        <w:t xml:space="preserve">- </w:t>
+      </w:r>
+      <w:r>
+        <w:rPr>
+          <w:color w:val="4A5859"/>
+          <w:sz w:val="18"/>
+          <w:szCs w:val="18"/>
+          <w:lang w:val="ru-RU"/>
+        </w:rPr>
+        <w:t>Перевод прототипов в dbt-пайплайны, создание моделей и тестов</w:t>
+      </w:r>
+    </w:p>
+    <w:p>
+      <w:pPr>
+        <w:rPr>
+          <w:color w:val="4A5859"/>
+          <w:sz w:val="18"/>
+          <w:szCs w:val="18"/>
+          <w:lang w:val="ru-RU"/>
+        </w:rPr>
+      </w:pPr>
+      <w:r>
+        <w:rPr>
+          <w:color w:val="4A5859"/>
+          <w:sz w:val="18"/>
+          <w:szCs w:val="18"/>
+          <w:lang w:val="ru-RU"/>
+        </w:rPr>
+        <w:t xml:space="preserve">      </w:t>
+      </w:r>
+      <w:r>
+        <w:rPr>
+          <w:color w:val="4A5859"/>
+          <w:sz w:val="18"/>
+          <w:szCs w:val="18"/>
+        </w:rPr>
+        <w:t xml:space="preserve">- </w:t>
+      </w:r>
+      <w:r>
+        <w:rPr>
+          <w:color w:val="4A5859"/>
+          <w:sz w:val="18"/>
+          <w:szCs w:val="18"/>
+          <w:lang w:val="ru-RU"/>
+        </w:rPr>
+        <w:t>Тестирование, верификация и ревью итоговых SQL-запросов</w:t>
+      </w:r>
+    </w:p>
+    <w:p>
+      <w:pPr>
+        <w:rPr>
+          <w:color w:val="4A5859"/>
+          <w:sz w:val="18"/>
+          <w:szCs w:val="18"/>
+          <w:lang w:val="ru-RU"/>
+        </w:rPr>
+      </w:pPr>
+      <w:r>
+        <w:rPr>
+          <w:color w:val="4A5859"/>
+          <w:sz w:val="18"/>
+          <w:szCs w:val="18"/>
+          <w:lang w:val="ru-RU"/>
+        </w:rPr>
+        <w:t xml:space="preserve">      </w:t>
+      </w:r>
+      <w:r>
+        <w:rPr>
+          <w:color w:val="4A5859"/>
+          <w:sz w:val="18"/>
+          <w:szCs w:val="18"/>
+        </w:rPr>
+        <w:t xml:space="preserve">- </w:t>
+      </w:r>
+      <w:r>
+        <w:rPr>
+          <w:color w:val="4A5859"/>
+          <w:sz w:val="18"/>
+          <w:szCs w:val="18"/>
+          <w:lang w:val="ru-RU"/>
+        </w:rPr>
+        <w:t>Взаимодействие с заказчиками: сбор требований и презентация результатов</w:t>
+      </w:r>
+    </w:p>
+    <w:p>
+      <w:pPr>
+        <w:rPr>
+          <w:color w:val="4A5859"/>
+          <w:sz w:val="18"/>
+          <w:szCs w:val="18"/>
+          <w:lang w:val="ru-RU"/>
+        </w:rPr>
+      </w:pPr>
+      <w:r>
+        <w:rPr>
+          <w:color w:val="4A5859"/>
+          <w:sz w:val="18"/>
+          <w:szCs w:val="18"/>
+          <w:lang w:val="ru-RU"/>
+        </w:rPr>
+        <w:t xml:space="preserve">      - </w:t>
+      </w:r>
+      <w:r>
+        <w:rPr>
+          <w:color w:val="4A5859"/>
+          <w:sz w:val="18"/>
+          <w:szCs w:val="18"/>
+          <w:lang w:val="ru-RU"/>
+        </w:rPr>
+        <w:t>Работа с дашбордами в AW, поддержка визуализации ключевых метрик</w:t>
+      </w:r>
+    </w:p>
+    <w:p>
+      <w:pPr>
+        <w:pBdr>
+          <w:top w:val="none" w:sz="0" w:space="2" w:color="auto"/>
+          <w:bottom w:val="none" w:sz="0" w:space="2" w:color="auto"/>
+          <w:right w:val="none" w:sz="0" w:space="2" w:color="auto"/>
+        </w:pBdr>
+        <w:spacing w:before="30" w:after="30"/>
+        <w:rPr>
+          <w:b/>
+          <w:color w:val="4A5859"/>
+          <w:lang w:val="ru-RU"/>
+        </w:rPr>
+      </w:pPr>
+      <w:r>
+        <w:rPr>
+          <w:b/>
+          <w:color w:val="4A5859"/>
+          <w:lang w:val="ru-RU"/>
+        </w:rPr>
+        <w:t>ВЭБ.РФ</w:t>
+      </w:r>
+    </w:p>
+    <w:p>
+      <w:pPr>
+        <w:rPr>
+          <w:b/>
+          <w:color w:val="4A5859"/>
+          <w:sz w:val="18"/>
+          <w:szCs w:val="18"/>
+          <w:lang w:val="ru-RU"/>
+        </w:rPr>
+      </w:pPr>
+      <w:r>
+        <w:rPr>
+          <w:b/>
+          <w:color w:val="4A5859"/>
+          <w:sz w:val="18"/>
+          <w:szCs w:val="18"/>
+          <w:lang w:val="ru-RU"/>
+        </w:rPr>
+        <w:t>Март</w:t>
       </w:r>
       <w:r>
         <w:rPr>
@@ -1516,7 +1683,279 @@
           <w:sz w:val="18"/>
           <w:szCs w:val="18"/>
         </w:rPr>
-        <w:t xml:space="preserve"> 202</w:t>
+        <w:t xml:space="preserve"> </w:t>
+      </w:r>
+      <w:r>
+        <w:rPr>
+          <w:b/>
+          <w:color w:val="4A5859"/>
+          <w:sz w:val="18"/>
+          <w:szCs w:val="18"/>
+          <w:lang w:val="ru-RU"/>
+        </w:rPr>
+        <w:t>202</w:t>
+      </w:r>
+      <w:r>
+        <w:rPr>
+          <w:b/>
+          <w:color w:val="4A5859"/>
+          <w:sz w:val="18"/>
+          <w:szCs w:val="18"/>
+          <w:lang w:val="ru-RU"/>
+        </w:rPr>
+        <w:t>4</w:t>
+      </w:r>
+      <w:r>
+        <w:rPr>
+          <w:b/>
+          <w:color w:val="4A5859"/>
+          <w:sz w:val="18"/>
+          <w:szCs w:val="18"/>
+        </w:rPr>
+        <w:t xml:space="preserve"> — </w:t>
+      </w:r>
+      <w:r>
+        <w:rPr>
+          <w:b/>
+          <w:color w:val="4A5859"/>
+          <w:sz w:val="18"/>
+          <w:szCs w:val="18"/>
+          <w:lang w:val="ru-RU"/>
+        </w:rPr>
+        <w:t>Июнь, 2025</w:t>
+      </w:r>
+    </w:p>
+    <w:p>
+      <w:pPr>
+        <w:rPr>
+          <w:color w:val="4A5859"/>
+          <w:sz w:val="18"/>
+          <w:szCs w:val="18"/>
+          <w:lang w:val="ru-RU"/>
+        </w:rPr>
+      </w:pPr>
+      <w:r>
+        <w:rPr>
+          <w:color w:val="4A5859"/>
+          <w:sz w:val="18"/>
+          <w:szCs w:val="18"/>
+          <w:lang w:val="ru-RU"/>
+        </w:rPr>
+        <w:t xml:space="preserve">      -</w:t>
+      </w:r>
+      <w:r>
+        <w:t xml:space="preserve"> </w:t>
+      </w:r>
+      <w:r>
+        <w:rPr>
+          <w:color w:val="4A5859"/>
+          <w:sz w:val="18"/>
+          <w:szCs w:val="18"/>
+          <w:lang w:val="ru-RU"/>
+        </w:rPr>
+        <w:t>Разработка приложений в Oracle Apex</w:t>
+      </w:r>
+    </w:p>
+    <w:p>
+      <w:pPr>
+        <w:rPr>
+          <w:color w:val="4A5859"/>
+          <w:sz w:val="18"/>
+          <w:szCs w:val="18"/>
+          <w:lang w:val="ru-RU"/>
+        </w:rPr>
+      </w:pPr>
+      <w:r>
+        <w:rPr>
+          <w:color w:val="4A5859"/>
+          <w:sz w:val="18"/>
+          <w:szCs w:val="18"/>
+          <w:lang w:val="ru-RU"/>
+        </w:rPr>
+        <w:t xml:space="preserve">      -</w:t>
+      </w:r>
+      <w:r>
+        <w:t xml:space="preserve"> </w:t>
+      </w:r>
+      <w:r>
+        <w:rPr>
+          <w:color w:val="4A5859"/>
+          <w:sz w:val="18"/>
+          <w:szCs w:val="18"/>
+          <w:lang w:val="ru-RU"/>
+        </w:rPr>
+        <w:t>Доработка и поддержка PL/SQL-процедур и пакетов</w:t>
+      </w:r>
+    </w:p>
+    <w:p>
+      <w:pPr>
+        <w:rPr>
+          <w:color w:val="4A5859"/>
+          <w:sz w:val="18"/>
+          <w:szCs w:val="18"/>
+          <w:lang w:val="ru-RU"/>
+        </w:rPr>
+      </w:pPr>
+      <w:r>
+        <w:rPr>
+          <w:color w:val="4A5859"/>
+          <w:sz w:val="18"/>
+          <w:szCs w:val="18"/>
+          <w:lang w:val="ru-RU"/>
+        </w:rPr>
+        <w:t xml:space="preserve">      -</w:t>
+      </w:r>
+      <w:r>
+        <w:t xml:space="preserve"> </w:t>
+      </w:r>
+      <w:r>
+        <w:rPr>
+          <w:color w:val="4A5859"/>
+          <w:sz w:val="18"/>
+          <w:szCs w:val="18"/>
+          <w:lang w:val="ru-RU"/>
+        </w:rPr>
+        <w:t>Администрирование репозитория BI</w:t>
+      </w:r>
+    </w:p>
+    <w:p>
+      <w:pPr>
+        <w:rPr>
+          <w:color w:val="4A5859"/>
+          <w:sz w:val="18"/>
+          <w:szCs w:val="18"/>
+          <w:lang w:val="ru-RU"/>
+        </w:rPr>
+      </w:pPr>
+      <w:r>
+        <w:rPr>
+          <w:color w:val="4A5859"/>
+          <w:sz w:val="18"/>
+          <w:szCs w:val="18"/>
+          <w:lang w:val="ru-RU"/>
+        </w:rPr>
+        <w:t xml:space="preserve">      - </w:t>
+      </w:r>
+      <w:r>
+        <w:rPr>
+          <w:color w:val="4A5859"/>
+          <w:sz w:val="18"/>
+          <w:szCs w:val="18"/>
+          <w:lang w:val="ru-RU"/>
+        </w:rPr>
+        <w:t>Написание ЧТЗ для разработки и доработки аналитических витрин</w:t>
+      </w:r>
+    </w:p>
+    <w:p>
+      <w:pPr>
+        <w:pBdr>
+          <w:top w:val="none" w:sz="0" w:space="2" w:color="auto"/>
+          <w:bottom w:val="none" w:sz="0" w:space="2" w:color="auto"/>
+          <w:right w:val="none" w:sz="0" w:space="2" w:color="auto"/>
+        </w:pBdr>
+        <w:spacing w:before="30" w:after="30"/>
+        <w:rPr>
+          <w:b/>
+          <w:color w:val="4A5859"/>
+          <w:lang w:val="ru-RU"/>
+        </w:rPr>
+      </w:pPr>
+      <w:r>
+        <w:rPr>
+          <w:b/>
+          <w:color w:val="4A5859"/>
+          <w:lang w:val="ru-RU"/>
+        </w:rPr>
+        <w:t>ВЭБ.РФ</w:t>
+      </w:r>
+      <w:r>
+        <w:rPr>
+          <w:b/>
+          <w:color w:val="4A5859"/>
+          <w:lang w:val="ru-RU"/>
+        </w:rPr>
+        <w:t xml:space="preserve"> </w:t>
+      </w:r>
+      <w:r>
+        <w:rPr>
+          <w:b/>
+          <w:color w:val="4A5859"/>
+        </w:rPr>
+        <w:t xml:space="preserve">— </w:t>
+      </w:r>
+      <w:r>
+        <w:rPr>
+          <w:b/>
+          <w:color w:val="4A5859"/>
+          <w:lang w:val="en-US"/>
+        </w:rPr>
+        <w:t>ML</w:t>
+      </w:r>
+      <w:r>
+        <w:rPr>
+          <w:b/>
+          <w:color w:val="4A5859"/>
+          <w:lang w:val="ru-RU"/>
+        </w:rPr>
+        <w:t xml:space="preserve"> </w:t>
+      </w:r>
+      <w:r>
+        <w:rPr>
+          <w:b/>
+          <w:color w:val="4A5859"/>
+          <w:lang w:val="ru-RU"/>
+        </w:rPr>
+        <w:t>инженер</w:t>
+      </w:r>
+    </w:p>
+    <w:p>
+      <w:pPr>
+        <w:rPr>
+          <w:b/>
+          <w:color w:val="4A5859"/>
+          <w:sz w:val="18"/>
+          <w:szCs w:val="18"/>
+          <w:lang w:val="ru-RU"/>
+        </w:rPr>
+      </w:pPr>
+      <w:r>
+        <w:rPr>
+          <w:b/>
+          <w:color w:val="4A5859"/>
+          <w:sz w:val="18"/>
+          <w:szCs w:val="18"/>
+          <w:lang w:val="ru-RU"/>
+        </w:rPr>
+        <w:t>Июнь</w:t>
+      </w:r>
+      <w:r>
+        <w:rPr>
+          <w:b/>
+          <w:color w:val="4A5859"/>
+          <w:sz w:val="18"/>
+          <w:szCs w:val="18"/>
+          <w:lang w:val="ru-RU"/>
+        </w:rPr>
+        <w:t>,</w:t>
+      </w:r>
+      <w:r>
+        <w:rPr>
+          <w:b/>
+          <w:color w:val="4A5859"/>
+          <w:sz w:val="18"/>
+          <w:szCs w:val="18"/>
+        </w:rPr>
+        <w:t xml:space="preserve"> </w:t>
+      </w:r>
+      <w:r>
+        <w:rPr>
+          <w:b/>
+          <w:color w:val="4A5859"/>
+          <w:sz w:val="18"/>
+          <w:szCs w:val="18"/>
+          <w:lang w:val="ru-RU"/>
+        </w:rPr>
+        <w:t>202</w:t>
       </w:r>
       <w:r>
         <w:rPr>
@@ -1528,58 +1967,229 @@
         </w:rPr>
         <w:t>5</w:t>
       </w:r>
-    </w:p>
-    <w:p>
-      <w:pPr>
-        <w:rPr>
-          <w:color w:val="4A5859"/>
-          <w:sz w:val="18"/>
-          <w:szCs w:val="18"/>
-        </w:rPr>
-      </w:pPr>
-      <w:r>
-        <w:rPr>
-          <w:color w:val="4A5859"/>
-          <w:sz w:val="18"/>
-          <w:szCs w:val="18"/>
-          <w:lang w:val="ru-RU"/>
-        </w:rPr>
-        <w:t xml:space="preserve">      </w:t>
-      </w:r>
-      <w:r>
-        <w:rPr>
-          <w:color w:val="4A5859"/>
-          <w:sz w:val="18"/>
-          <w:szCs w:val="18"/>
-        </w:rPr>
-        <w:t>- Разработка программных модулей на C++</w:t>
-      </w:r>
-    </w:p>
-    <w:p>
-      <w:pPr>
-        <w:rPr>
-          <w:b/>
-          <w:color w:val="4A5859"/>
-          <w:lang w:val="ru-RU"/>
-        </w:rPr>
-      </w:pPr>
-      <w:r>
-        <w:rPr>
-          <w:color w:val="4A5859"/>
-          <w:sz w:val="18"/>
-          <w:szCs w:val="18"/>
-          <w:lang w:val="ru-RU"/>
-        </w:rPr>
-        <w:t xml:space="preserve">      </w:t>
-      </w:r>
-      <w:r>
-        <w:rPr>
-          <w:color w:val="4A5859"/>
-          <w:sz w:val="18"/>
-          <w:szCs w:val="18"/>
-        </w:rPr>
-        <w:t>- Построение блок-схем в LibreOffice Draw на основе разработанных модулей</w:t>
-      </w:r>
+      <w:r>
+        <w:rPr>
+          <w:b/>
+          <w:color w:val="4A5859"/>
+          <w:sz w:val="18"/>
+          <w:szCs w:val="18"/>
+        </w:rPr>
+        <w:t xml:space="preserve"> — </w:t>
+      </w:r>
+      <w:r>
+        <w:rPr>
+          <w:b/>
+          <w:color w:val="4A5859"/>
+          <w:sz w:val="18"/>
+          <w:szCs w:val="18"/>
+          <w:lang w:val="ru-RU"/>
+        </w:rPr>
+        <w:t>настоящее время</w:t>
+      </w:r>
+    </w:p>
+    <w:p>
+      <w:pPr>
+        <w:rPr>
+          <w:color w:val="4A5859"/>
+          <w:sz w:val="18"/>
+          <w:szCs w:val="18"/>
+          <w:lang w:val="ru-RU"/>
+        </w:rPr>
+      </w:pPr>
+      <w:r>
+        <w:rPr>
+          <w:color w:val="4A5859"/>
+          <w:sz w:val="18"/>
+          <w:szCs w:val="18"/>
+          <w:lang w:val="ru-RU"/>
+        </w:rPr>
+        <w:t xml:space="preserve">      -</w:t>
+      </w:r>
+      <w:r>
+        <w:t xml:space="preserve"> </w:t>
+      </w:r>
+      <w:r>
+        <w:rPr>
+          <w:color w:val="4A5859"/>
+          <w:sz w:val="18"/>
+          <w:szCs w:val="18"/>
+          <w:lang w:val="ru-RU"/>
+        </w:rPr>
+        <w:t>Подготовка и преобразование данных для ML-моделей</w:t>
+      </w:r>
+      <w:r>
+        <w:rPr>
+          <w:color w:val="4A5859"/>
+          <w:sz w:val="18"/>
+          <w:szCs w:val="18"/>
+          <w:lang w:val="ru-RU"/>
+        </w:rPr>
+        <w:t xml:space="preserve">, </w:t>
+      </w:r>
+      <w:r>
+        <w:rPr>
+          <w:color w:val="4A5859"/>
+          <w:sz w:val="18"/>
+          <w:szCs w:val="18"/>
+          <w:lang w:val="ru-RU"/>
+        </w:rPr>
+        <w:t>Feature Engineering</w:t>
+      </w:r>
+    </w:p>
+    <w:p>
+      <w:pPr>
+        <w:rPr>
+          <w:color w:val="4A5859"/>
+          <w:sz w:val="18"/>
+          <w:szCs w:val="18"/>
+          <w:lang w:val="ru-RU"/>
+        </w:rPr>
+      </w:pPr>
+      <w:r>
+        <w:rPr>
+          <w:color w:val="4A5859"/>
+          <w:sz w:val="18"/>
+          <w:szCs w:val="18"/>
+          <w:lang w:val="ru-RU"/>
+        </w:rPr>
+        <w:t xml:space="preserve">      -</w:t>
+      </w:r>
+      <w:r>
+        <w:t xml:space="preserve"> </w:t>
+      </w:r>
+      <w:r>
+        <w:rPr>
+          <w:color w:val="4A5859"/>
+          <w:sz w:val="18"/>
+          <w:szCs w:val="18"/>
+          <w:lang w:val="ru-RU"/>
+        </w:rPr>
+        <w:t xml:space="preserve">Разработка пайплайнов </w:t>
+      </w:r>
+      <w:r>
+        <w:rPr>
+          <w:color w:val="4A5859"/>
+          <w:sz w:val="18"/>
+          <w:szCs w:val="18"/>
+          <w:lang w:val="ru-RU"/>
+        </w:rPr>
+        <w:t>признаков на базе Oracle-витрин</w:t>
+      </w:r>
+    </w:p>
+    <w:p>
+      <w:pPr>
+        <w:rPr>
+          <w:color w:val="4A5859"/>
+          <w:sz w:val="18"/>
+          <w:szCs w:val="18"/>
+          <w:lang w:val="ru-RU"/>
+        </w:rPr>
+      </w:pPr>
+      <w:r>
+        <w:rPr>
+          <w:color w:val="4A5859"/>
+          <w:sz w:val="18"/>
+          <w:szCs w:val="18"/>
+          <w:lang w:val="ru-RU"/>
+        </w:rPr>
+        <w:t xml:space="preserve">      -</w:t>
+      </w:r>
+      <w:r>
+        <w:t xml:space="preserve"> </w:t>
+      </w:r>
+      <w:r>
+        <w:rPr>
+          <w:color w:val="4A5859"/>
+          <w:sz w:val="18"/>
+          <w:szCs w:val="18"/>
+          <w:lang w:val="ru-RU"/>
+        </w:rPr>
+        <w:t>Автоматизация расчёта ML-метрик</w:t>
+      </w:r>
+    </w:p>
+    <w:p>
+      <w:pPr>
+        <w:rPr>
+          <w:color w:val="4A5859"/>
+          <w:sz w:val="18"/>
+          <w:szCs w:val="18"/>
+          <w:lang w:val="ru-RU"/>
+        </w:rPr>
+      </w:pPr>
+      <w:r>
+        <w:rPr>
+          <w:color w:val="4A5859"/>
+          <w:sz w:val="18"/>
+          <w:szCs w:val="18"/>
+          <w:lang w:val="ru-RU"/>
+        </w:rPr>
+        <w:t xml:space="preserve">      - </w:t>
+      </w:r>
+      <w:r>
+        <w:rPr>
+          <w:color w:val="4A5859"/>
+          <w:sz w:val="18"/>
+          <w:szCs w:val="18"/>
+          <w:lang w:val="ru-RU"/>
+        </w:rPr>
+        <w:t>Интеграция результатов моделей в отчётность Oracle</w:t>
+      </w:r>
+      <w:r>
+        <w:rPr>
+          <w:color w:val="4A5859"/>
+          <w:sz w:val="18"/>
+          <w:szCs w:val="18"/>
+          <w:lang w:val="ru-RU"/>
+        </w:rPr>
+        <w:t xml:space="preserve"> </w:t>
+      </w:r>
+      <w:r>
+        <w:rPr>
+          <w:color w:val="4A5859"/>
+          <w:sz w:val="18"/>
+          <w:szCs w:val="18"/>
+          <w:lang w:val="en-US"/>
+        </w:rPr>
+        <w:t>MIS</w:t>
+      </w:r>
+    </w:p>
+    <w:p>
+      <w:pPr>
+        <w:rPr>
+          <w:color w:val="4A5859"/>
+          <w:sz w:val="18"/>
+          <w:szCs w:val="18"/>
+          <w:lang w:val="ru-RU"/>
+        </w:rPr>
+      </w:pPr>
+      <w:r>
+        <w:rPr>
+          <w:color w:val="4A5859"/>
+          <w:sz w:val="18"/>
+          <w:szCs w:val="18"/>
+          <w:lang w:val="ru-RU"/>
+        </w:rPr>
+        <w:t xml:space="preserve">      - </w:t>
+      </w:r>
+      <w:r>
+        <w:rPr>
+          <w:color w:val="4A5859"/>
+          <w:sz w:val="18"/>
+          <w:szCs w:val="18"/>
+          <w:lang w:val="ru-RU"/>
+        </w:rPr>
+        <w:t>Написание ЧТЗ на разработку ML-пайплайнов</w:t>
+      </w:r>
+    </w:p>
+    <w:p>
+      <w:pPr>
+        <w:rPr>
+          <w:color w:val="4A5859"/>
+          <w:sz w:val="18"/>
+          <w:szCs w:val="18"/>
+          <w:lang w:val="ru-RU"/>
+        </w:rPr>
+      </w:pPr>
     </w:p>
     <w:p>
       <w:pPr>
@@ -1681,120 +2291,24 @@
           <w:sz w:val="18"/>
           <w:szCs w:val="18"/>
         </w:rPr>
-        <w:t>- Курс Яндекса «Специалист по Data Science плюс» (в процессе)</w:t>
-      </w:r>
-    </w:p>
-    <w:p>
-      <w:pPr>
-        <w:pBdr>
-          <w:top w:val="none" w:sz="0" w:space="2" w:color="auto"/>
-          <w:left w:val="none" w:sz="0" w:space="2" w:color="auto"/>
-          <w:bottom w:val="none" w:sz="0" w:space="2" w:color="auto"/>
-          <w:right w:val="none" w:sz="0" w:space="2" w:color="auto"/>
-          <w:between w:val="nil"/>
-        </w:pBdr>
-        <w:spacing w:before="30" w:after="30"/>
-        <w:rPr>
-          <w:b/>
-          <w:color w:val="4A5859"/>
-          <w:lang w:val="ru-RU"/>
-        </w:rPr>
-      </w:pPr>
-      <w:r>
-        <w:rPr>
-          <w:b/>
-          <w:color w:val="4A5859"/>
-          <w:lang w:val="ru-RU"/>
-        </w:rPr>
-        <w:t>Проекты по Data Science</w:t>
-      </w:r>
-    </w:p>
-    <w:p>
-      <w:pPr>
-        <w:rPr>
-          <w:color w:val="4A5859"/>
-          <w:sz w:val="18"/>
-          <w:szCs w:val="18"/>
-        </w:rPr>
-      </w:pPr>
-      <w:r>
-        <w:rPr>
-          <w:color w:val="4A5859"/>
-          <w:sz w:val="18"/>
-          <w:szCs w:val="18"/>
-          <w:lang w:val="ru-RU"/>
-        </w:rPr>
-        <w:t xml:space="preserve">      </w:t>
-      </w:r>
-      <w:r>
-        <w:rPr>
-          <w:color w:val="4A5859"/>
-          <w:sz w:val="18"/>
-          <w:szCs w:val="18"/>
-        </w:rPr>
-        <w:t xml:space="preserve">- Выполнял проекты с анализом различных датасетов  </w:t>
-      </w:r>
-    </w:p>
-    <w:p>
-      <w:pPr>
-        <w:rPr>
-          <w:color w:val="4A5859"/>
-          <w:sz w:val="18"/>
-          <w:szCs w:val="18"/>
-          <w:lang w:val="ru-RU"/>
-        </w:rPr>
-      </w:pPr>
-      <w:r>
-        <w:rPr>
-          <w:color w:val="4A5859"/>
-          <w:sz w:val="18"/>
-          <w:szCs w:val="18"/>
-          <w:lang w:val="ru-RU"/>
-        </w:rPr>
-        <w:t xml:space="preserve">      </w:t>
-      </w:r>
-      <w:r>
-        <w:rPr>
-          <w:color w:val="4A5859"/>
-          <w:sz w:val="18"/>
-          <w:szCs w:val="18"/>
-        </w:rPr>
-        <w:t xml:space="preserve">- Проводил обработку данных: работа с пропусками, масштабирование признаков, подготовка данных для моделей  </w:t>
-      </w:r>
-    </w:p>
-    <w:p>
-      <w:pPr>
-        <w:rPr>
-          <w:color w:val="4A5859"/>
-          <w:sz w:val="18"/>
-          <w:szCs w:val="18"/>
-        </w:rPr>
-      </w:pPr>
-      <w:r>
-        <w:rPr>
-          <w:color w:val="4A5859"/>
-          <w:sz w:val="18"/>
-          <w:szCs w:val="18"/>
-          <w:lang w:val="ru-RU"/>
-        </w:rPr>
-        <w:t xml:space="preserve">      </w:t>
-      </w:r>
-      <w:r>
-        <w:rPr>
-          <w:color w:val="4A5859"/>
-          <w:sz w:val="18"/>
-          <w:szCs w:val="18"/>
-        </w:rPr>
-        <w:t>- Строил и обучал модели машинного обучения с использованием Python, pandas, scikit-learn</w:t>
-      </w:r>
-    </w:p>
-    <w:p>
-      <w:pPr>
-        <w:rPr>
-          <w:sz w:val="20"/>
-          <w:szCs w:val="20"/>
-        </w:rPr>
-      </w:pPr>
+        <w:t>- Курс Яндекса «Сп</w:t>
+      </w:r>
+      <w:r>
+        <w:rPr>
+          <w:color w:val="4A5859"/>
+          <w:sz w:val="18"/>
+          <w:szCs w:val="18"/>
+        </w:rPr>
+        <w:t xml:space="preserve">ециалист по Data Science плюс» </w:t>
+      </w:r>
+      <w:r>
+        <w:rPr>
+          <w:color w:val="4A5859"/>
+          <w:sz w:val="18"/>
+          <w:szCs w:val="18"/>
+        </w:rPr>
+        <w:t xml:space="preserve"> </w:t>
+      </w:r>
     </w:p>
     <w:p>
       <w:pPr>
@@ -1805,6 +2319,8 @@
           <w:szCs w:val="24"/>
         </w:rPr>
       </w:pPr>
+      <w:bookmarkStart w:id="0" w:name="_GoBack"/>
+      <w:bookmarkEnd w:id="0"/>
       <w:r>
         <w:rPr>
           <w:b/>
@@ -1812,6 +2328,7 @@
           <w:sz w:val="24"/>
           <w:szCs w:val="24"/>
         </w:rPr>
+        <w:lastRenderedPageBreak/>
         <w:t>Образование</w:t>
       </w:r>
     </w:p>

--- a/Mike Zanochuev, Data Science.docx
+++ b/Mike Zanochuev, Data Science.docx
@@ -1693,17 +1693,7 @@
           <w:szCs w:val="18"/>
           <w:lang w:val="ru-RU"/>
         </w:rPr>
-        <w:t>202</w:t>
-      </w:r>
-      <w:r>
-        <w:rPr>
-          <w:b/>
-          <w:color w:val="4A5859"/>
-          <w:sz w:val="18"/>
-          <w:szCs w:val="18"/>
-          <w:lang w:val="ru-RU"/>
-        </w:rPr>
-        <w:t>4</w:t>
+        <w:t>2024</w:t>
       </w:r>
       <w:r>
         <w:rPr>
@@ -1866,7 +1856,22 @@
           <w:color w:val="4A5859"/>
           <w:lang w:val="ru-RU"/>
         </w:rPr>
-        <w:t>ВЭБ.РФ</w:t>
+        <w:t xml:space="preserve">ВЭБ.РФ </w:t>
+      </w:r>
+      <w:r>
+        <w:rPr>
+          <w:b/>
+          <w:color w:val="4A5859"/>
+        </w:rPr>
+        <w:t xml:space="preserve">— </w:t>
+      </w:r>
+      <w:r>
+        <w:rPr>
+          <w:b/>
+          <w:color w:val="4A5859"/>
+          <w:lang w:val="en-US"/>
+        </w:rPr>
+        <w:t>ML</w:t>
       </w:r>
       <w:r>
         <w:rPr>
@@ -1880,22 +1885,47 @@
         <w:rPr>
           <w:b/>
           <w:color w:val="4A5859"/>
-        </w:rPr>
-        <w:t xml:space="preserve">— </w:t>
-      </w:r>
-      <w:r>
-        <w:rPr>
-          <w:b/>
-          <w:color w:val="4A5859"/>
-          <w:lang w:val="en-US"/>
-        </w:rPr>
-        <w:t>ML</w:t>
-      </w:r>
-      <w:r>
-        <w:rPr>
-          <w:b/>
-          <w:color w:val="4A5859"/>
-          <w:lang w:val="ru-RU"/>
+          <w:lang w:val="ru-RU"/>
+        </w:rPr>
+        <w:t>инженер</w:t>
+      </w:r>
+    </w:p>
+    <w:p>
+      <w:pPr>
+        <w:rPr>
+          <w:b/>
+          <w:color w:val="4A5859"/>
+          <w:sz w:val="18"/>
+          <w:szCs w:val="18"/>
+          <w:lang w:val="ru-RU"/>
+        </w:rPr>
+      </w:pPr>
+      <w:r>
+        <w:rPr>
+          <w:b/>
+          <w:color w:val="4A5859"/>
+          <w:sz w:val="18"/>
+          <w:szCs w:val="18"/>
+          <w:lang w:val="ru-RU"/>
+        </w:rPr>
+        <w:t>Июнь</w:t>
+      </w:r>
+      <w:r>
+        <w:rPr>
+          <w:b/>
+          <w:color w:val="4A5859"/>
+          <w:sz w:val="18"/>
+          <w:szCs w:val="18"/>
+          <w:lang w:val="ru-RU"/>
+        </w:rPr>
+        <w:t>,</w:t>
+      </w:r>
+      <w:r>
+        <w:rPr>
+          <w:b/>
+          <w:color w:val="4A5859"/>
+          <w:sz w:val="18"/>
+          <w:szCs w:val="18"/>
         </w:rPr>
         <w:t xml:space="preserve"> </w:t>
       </w:r>
@@ -1903,69 +1933,11 @@
         <w:rPr>
           <w:b/>
           <w:color w:val="4A5859"/>
-          <w:lang w:val="ru-RU"/>
-        </w:rPr>
-        <w:t>инженер</w:t>
-      </w:r>
-    </w:p>
-    <w:p>
-      <w:pPr>
-        <w:rPr>
-          <w:b/>
-          <w:color w:val="4A5859"/>
-          <w:sz w:val="18"/>
-          <w:szCs w:val="18"/>
-          <w:lang w:val="ru-RU"/>
-        </w:rPr>
-      </w:pPr>
-      <w:r>
-        <w:rPr>
-          <w:b/>
-          <w:color w:val="4A5859"/>
-          <w:sz w:val="18"/>
-          <w:szCs w:val="18"/>
-          <w:lang w:val="ru-RU"/>
-        </w:rPr>
-        <w:t>Июнь</w:t>
-      </w:r>
-      <w:r>
-        <w:rPr>
-          <w:b/>
-          <w:color w:val="4A5859"/>
-          <w:sz w:val="18"/>
-          <w:szCs w:val="18"/>
-          <w:lang w:val="ru-RU"/>
-        </w:rPr>
-        <w:t>,</w:t>
-      </w:r>
-      <w:r>
-        <w:rPr>
-          <w:b/>
-          <w:color w:val="4A5859"/>
-          <w:sz w:val="18"/>
-          <w:szCs w:val="18"/>
-        </w:rPr>
-        <w:t xml:space="preserve"> </w:t>
-      </w:r>
-      <w:r>
-        <w:rPr>
-          <w:b/>
-          <w:color w:val="4A5859"/>
-          <w:sz w:val="18"/>
-          <w:szCs w:val="18"/>
-          <w:lang w:val="ru-RU"/>
-        </w:rPr>
-        <w:t>202</w:t>
-      </w:r>
-      <w:r>
-        <w:rPr>
-          <w:b/>
-          <w:color w:val="4A5859"/>
-          <w:sz w:val="18"/>
-          <w:szCs w:val="18"/>
-          <w:lang w:val="ru-RU"/>
-        </w:rPr>
-        <w:t>5</w:t>
+          <w:sz w:val="18"/>
+          <w:szCs w:val="18"/>
+          <w:lang w:val="ru-RU"/>
+        </w:rPr>
+        <w:t>2025</w:t>
       </w:r>
       <w:r>
         <w:rPr>
@@ -2319,8 +2291,6 @@
           <w:szCs w:val="24"/>
         </w:rPr>
       </w:pPr>
-      <w:bookmarkStart w:id="0" w:name="_GoBack"/>
-      <w:bookmarkEnd w:id="0"/>
       <w:r>
         <w:rPr>
           <w:b/>
@@ -2398,7 +2368,7 @@
           <w:szCs w:val="18"/>
           <w:lang w:val="ru-RU"/>
         </w:rPr>
-        <w:t>Апрель</w:t>
+        <w:t>Июль</w:t>
       </w:r>
       <w:r>
         <w:rPr>
@@ -2433,33 +2403,16 @@
           <w:szCs w:val="18"/>
           <w:lang w:val="ru-RU"/>
         </w:rPr>
-        <w:t xml:space="preserve"> (202</w:t>
-      </w:r>
-      <w:r>
-        <w:rPr>
-          <w:color w:val="4A5859"/>
-          <w:sz w:val="18"/>
-          <w:szCs w:val="18"/>
-          <w:lang w:val="ru-RU"/>
-        </w:rPr>
-        <w:t>8</w:t>
-      </w:r>
-      <w:r>
-        <w:rPr>
-          <w:color w:val="4A5859"/>
-          <w:sz w:val="18"/>
-          <w:szCs w:val="18"/>
-          <w:lang w:val="ru-RU"/>
-        </w:rPr>
-        <w:t>)</w:t>
-      </w:r>
-    </w:p>
-    <w:p>
-      <w:pPr>
-        <w:rPr>
-          <w:color w:val="4A5859"/>
-          <w:sz w:val="18"/>
-          <w:szCs w:val="18"/>
+        <w:t xml:space="preserve"> </w:t>
+      </w:r>
+    </w:p>
+    <w:p>
+      <w:pPr>
+        <w:rPr>
+          <w:color w:val="4A5859"/>
+          <w:sz w:val="18"/>
+          <w:szCs w:val="18"/>
+          <w:lang w:val="ru-RU"/>
         </w:rPr>
       </w:pPr>
       <w:r>
@@ -2486,9 +2439,12 @@
           <w:color w:val="4A5859"/>
           <w:sz w:val="18"/>
           <w:szCs w:val="18"/>
-        </w:rPr>
-        <w:t>Незаконченное высшее</w:t>
-      </w:r>
+          <w:lang w:val="ru-RU"/>
+        </w:rPr>
+        <w:t>Высшее</w:t>
+      </w:r>
+      <w:bookmarkStart w:id="0" w:name="_GoBack"/>
+      <w:bookmarkEnd w:id="0"/>
     </w:p>
     <w:sectPr>
       <w:pgSz w:w="11909" w:h="16834"/>
